--- a/docs/downloads/john-nelson-darby/تم/doc_0351.docx
+++ b/docs/downloads/john-nelson-darby/تم/doc_0351.docx
@@ -1,523 +1,226 @@
 
 <file path=word/document.xml><?xml version="1.0" encoding="utf-8"?>
-<w:document xmlns:wpc="http://schemas.microsoft.com/office/word/2010/wordprocessingCanvas" xmlns:cx="http://schemas.microsoft.com/office/drawing/2014/chartex" xmlns:cx1="http://schemas.microsoft.com/office/drawing/2015/9/8/chartex" xmlns:cx2="http://schemas.microsoft.com/office/drawing/2015/10/21/chartex" xmlns:cx3="http://schemas.microsoft.com/office/drawing/2016/5/9/chartex" xmlns:cx4="http://schemas.microsoft.com/office/drawing/2016/5/10/chartex" xmlns:cx5="http://schemas.microsoft.com/office/drawing/2016/5/11/chartex" xmlns:cx6="http://schemas.microsoft.com/office/drawing/2016/5/12/chartex" xmlns:cx7="http://schemas.microsoft.com/office/drawing/2016/5/13/chartex" xmlns:cx8="http://schemas.microsoft.com/office/drawing/2016/5/14/chartex" xmlns:mc="http://schemas.openxmlformats.org/markup-compatibility/2006" xmlns:aink="http://schemas.microsoft.com/office/drawing/2016/ink" xmlns:am3d="http://schemas.microsoft.com/office/drawing/2017/model3d" xmlns:o="urn:schemas-microsoft-com:office:office" xmlns:r="http://schemas.openxmlformats.org/officeDocument/2006/relationships" xmlns:m="http://schemas.openxmlformats.org/officeDocument/2006/math" xmlns:v="urn:schemas-microsoft-com:vml" xmlns:wp14="http://schemas.microsoft.com/office/word/2010/wordprocessingDrawing" xmlns:wp="http://schemas.openxmlformats.org/drawingml/2006/wordprocessingDrawing" xmlns:w10="urn:schemas-microsoft-com:office:word" xmlns:w="http://schemas.openxmlformats.org/wordprocessingml/2006/main" xmlns:w14="http://schemas.microsoft.com/office/word/2010/wordml" xmlns:w15="http://schemas.microsoft.com/office/word/2012/wordml" xmlns:w16cid="http://schemas.microsoft.com/office/word/2016/wordml/cid" xmlns:w16se="http://schemas.microsoft.com/office/word/2015/wordml/symex" xmlns:wpg="http://schemas.microsoft.com/office/word/2010/wordprocessingGroup" xmlns:wpi="http://schemas.microsoft.com/office/word/2010/wordprocessingInk" xmlns:wne="http://schemas.microsoft.com/office/word/2006/wordml" xmlns:wps="http://schemas.microsoft.com/office/word/2010/wordprocessingShape" mc:Ignorable="w14 w15 w16se w16cid wp14">
-  <w:background w:color="EDEDED" w:themeColor="accent3" w:themeTint="33"/>
+<w:document xmlns:wpc="http://schemas.microsoft.com/office/word/2010/wordprocessingCanvas" xmlns:cx="http://schemas.microsoft.com/office/drawing/2014/chartex" xmlns:cx1="http://schemas.microsoft.com/office/drawing/2015/9/8/chartex" xmlns:cx2="http://schemas.microsoft.com/office/drawing/2015/10/21/chartex" xmlns:cx3="http://schemas.microsoft.com/office/drawing/2016/5/9/chartex" xmlns:cx4="http://schemas.microsoft.com/office/drawing/2016/5/10/chartex" xmlns:cx5="http://schemas.microsoft.com/office/drawing/2016/5/11/chartex" xmlns:cx6="http://schemas.microsoft.com/office/drawing/2016/5/12/chartex" xmlns:cx7="http://schemas.microsoft.com/office/drawing/2016/5/13/chartex" xmlns:cx8="http://schemas.microsoft.com/office/drawing/2016/5/14/chartex" xmlns:mc="http://schemas.openxmlformats.org/markup-compatibility/2006" xmlns:aink="http://schemas.microsoft.com/office/drawing/2016/ink" xmlns:am3d="http://schemas.microsoft.com/office/drawing/2017/model3d" xmlns:o="urn:schemas-microsoft-com:office:office" xmlns:r="http://schemas.openxmlformats.org/officeDocument/2006/relationships" xmlns:m="http://schemas.openxmlformats.org/officeDocument/2006/math" xmlns:v="urn:schemas-microsoft-com:vml" xmlns:wp14="http://schemas.microsoft.com/office/word/2010/wordprocessingDrawing" xmlns:wp="http://schemas.openxmlformats.org/drawingml/2006/wordprocessingDrawing" xmlns:w10="urn:schemas-microsoft-com:office:word" xmlns:w="http://schemas.openxmlformats.org/wordprocessingml/2006/main" xmlns:w14="http://schemas.microsoft.com/office/word/2010/wordml" xmlns:w15="http://schemas.microsoft.com/office/word/2012/wordml" xmlns:w16cex="http://schemas.microsoft.com/office/word/2018/wordml/cex" xmlns:w16cid="http://schemas.microsoft.com/office/word/2016/wordml/cid" xmlns:w16="http://schemas.microsoft.com/office/word/2018/wordml" xmlns:w16sdtdh="http://schemas.microsoft.com/office/word/2020/wordml/sdtdatahash" xmlns:w16se="http://schemas.microsoft.com/office/word/2015/wordml/symex" xmlns:wpg="http://schemas.microsoft.com/office/word/2010/wordprocessingGroup" xmlns:wpi="http://schemas.microsoft.com/office/word/2010/wordprocessingInk" xmlns:wne="http://schemas.microsoft.com/office/word/2006/wordml" xmlns:wps="http://schemas.microsoft.com/office/word/2010/wordprocessingShape" mc:Ignorable="w14 w15 w16se w16cid w16 w16cex w16sdtdh wp14">
   <w:body>
     <w:p>
       <w:pPr>
-        <w:jc w:val="center"/>
-        <w:rPr>
-          <w:sz w:val="44"/>
-          <w:szCs w:val="44"/>
-          <w:rtl/>
-          <w:lang w:bidi="ar-AE"/>
+        <w:rPr>
+          <w:rtl/>
         </w:rPr>
       </w:pPr>
-      <w:r>
-        <w:rPr>
-          <w:sz w:val="44"/>
-          <w:szCs w:val="44"/>
-          <w:rtl/>
-          <w:lang w:bidi="ar-AE"/>
-        </w:rPr>
-        <w:fldChar w:fldCharType="begin"/>
-      </w:r>
-      <w:r>
-        <w:rPr>
-          <w:sz w:val="44"/>
-          <w:szCs w:val="44"/>
-          <w:rtl/>
-          <w:lang w:bidi="ar-AE"/>
-        </w:rPr>
-        <w:instrText xml:space="preserve"> </w:instrText>
-      </w:r>
-      <w:r>
-        <w:rPr>
-          <w:sz w:val="44"/>
-          <w:szCs w:val="44"/>
-          <w:lang w:bidi="ar-AE"/>
-        </w:rPr>
-        <w:instrText>HYPERLINK</w:instrText>
-      </w:r>
-      <w:r>
-        <w:rPr>
-          <w:sz w:val="44"/>
-          <w:szCs w:val="44"/>
-          <w:rtl/>
-          <w:lang w:bidi="ar-AE"/>
-        </w:rPr>
-        <w:instrText xml:space="preserve"> "</w:instrText>
-      </w:r>
-      <w:r>
-        <w:rPr>
-          <w:sz w:val="44"/>
-          <w:szCs w:val="44"/>
-          <w:lang w:bidi="ar-AE"/>
-        </w:rPr>
-        <w:instrText>https://www.bibelstudium.de/articles/235/das-geheimnis-unserer-schwaeche.html</w:instrText>
-      </w:r>
-      <w:r>
-        <w:rPr>
-          <w:sz w:val="44"/>
-          <w:szCs w:val="44"/>
-          <w:rtl/>
-          <w:lang w:bidi="ar-AE"/>
-        </w:rPr>
-        <w:instrText xml:space="preserve">" </w:instrText>
-      </w:r>
-      <w:r>
-        <w:rPr>
-          <w:sz w:val="44"/>
-          <w:szCs w:val="44"/>
-          <w:rtl/>
-          <w:lang w:bidi="ar-AE"/>
-        </w:rPr>
-      </w:r>
-      <w:r>
-        <w:rPr>
-          <w:sz w:val="44"/>
-          <w:szCs w:val="44"/>
-          <w:rtl/>
-          <w:lang w:bidi="ar-AE"/>
-        </w:rPr>
-        <w:fldChar w:fldCharType="separate"/>
-      </w:r>
-      <w:r>
-        <w:rPr>
-          <w:rStyle w:val="Hyperlink"/>
-          <w:rFonts w:hint="cs"/>
-          <w:sz w:val="44"/>
-          <w:szCs w:val="44"/>
-          <w:rtl/>
-          <w:lang w:bidi="ar-AE"/>
-        </w:rPr>
-        <w:t>سر ضعفنا</w:t>
-      </w:r>
-      <w:r>
-        <w:rPr>
-          <w:sz w:val="44"/>
-          <w:szCs w:val="44"/>
-          <w:rtl/>
-          <w:lang w:bidi="ar-AE"/>
-        </w:rPr>
-        <w:fldChar w:fldCharType="end"/>
-      </w:r>
+      <w:hyperlink r:id="rId4" w:history="1">
+        <w:r>
+          <w:rPr>
+            <w:rStyle w:val="Hyperlink"/>
+            <w:rFonts w:hint="cs"/>
+            <w:rtl/>
+          </w:rPr>
+          <w:t>طاعة فورية</w:t>
+        </w:r>
+      </w:hyperlink>
     </w:p>
     <w:p>
       <w:pPr>
-        <w:jc w:val="both"/>
-        <w:rPr>
-          <w:sz w:val="44"/>
-          <w:szCs w:val="44"/>
-          <w:rtl/>
-          <w:lang w:bidi="ar-AE"/>
+        <w:rPr>
+          <w:rtl/>
         </w:rPr>
       </w:pPr>
       <w:r>
-        <w:rPr>
-          <w:rFonts w:hint="cs"/>
-          <w:sz w:val="44"/>
-          <w:szCs w:val="44"/>
-          <w:rtl/>
-          <w:lang w:bidi="ar-AE"/>
-        </w:rPr>
-        <w:t>فيلبي 4: 13</w:t>
+        <w:t>J N. Darby</w:t>
       </w:r>
     </w:p>
     <w:p>
       <w:pPr>
-        <w:jc w:val="both"/>
-        <w:rPr>
-          <w:sz w:val="44"/>
-          <w:szCs w:val="44"/>
-          <w:rtl/>
-          <w:lang w:bidi="ar-AE"/>
+        <w:rPr>
+          <w:rtl/>
         </w:rPr>
       </w:pPr>
       <w:r>
         <w:rPr>
           <w:rFonts w:hint="cs"/>
-          <w:sz w:val="44"/>
-          <w:szCs w:val="44"/>
-          <w:rtl/>
-          <w:lang w:bidi="ar-AE"/>
-        </w:rPr>
-        <w:t>إنه سؤال جاد للغاية يُطرَح على قلب أولاد الله في كل مرة من جديد، وهو: أين يكمن سر ضعفنا؟ نحن ولدنا ثانية؛ وقد حصلنا على الروح، والذي هو الآن ساكن فينا ... وبالرغم من ذلك ضعفنا الروحي هو الطابع السائد علينا ...</w:t>
+          <w:rtl/>
+        </w:rPr>
+        <w:t>"</w:t>
+      </w:r>
+      <w:r>
+        <w:rPr>
+          <w:rtl/>
+        </w:rPr>
+        <w:t>«لاَ آكُلُ حَتَّى أَتَكَلَّمَ كَلاَمِي»</w:t>
+      </w:r>
+      <w:r>
+        <w:rPr>
+          <w:rFonts w:hint="cs"/>
+          <w:rtl/>
+        </w:rPr>
+        <w:t>" (تكوين 24: 33).</w:t>
       </w:r>
     </w:p>
     <w:p>
       <w:pPr>
-        <w:jc w:val="both"/>
-        <w:rPr>
-          <w:sz w:val="44"/>
-          <w:szCs w:val="44"/>
-          <w:rtl/>
-          <w:lang w:bidi="ar-AE"/>
+        <w:rPr>
+          <w:rtl/>
         </w:rPr>
       </w:pPr>
       <w:r>
         <w:rPr>
           <w:rFonts w:hint="cs"/>
-          <w:sz w:val="44"/>
-          <w:szCs w:val="44"/>
-          <w:rtl/>
-          <w:lang w:bidi="ar-AE"/>
-        </w:rPr>
-        <w:t>عندما نرى إخوتنا المؤمنين متورطين في مآزق العالم أو في ارتباطات رديئة، أفلسنا كثيرًا ما نعبر عنهم لأننا ندرك عجزنا عن إخراجهم؟ عندما يقع الآخرون في زلة، فمَن منا هو "روحي" بما يكفي لردّهم في روح الوداعة؟ أفليس علينا أن نعترف في كثير من الأحيان، بأننا لا نعرف كيف نخلص من المشاكل التي تطرأ في الاجتماع</w:t>
-      </w:r>
-      <w:r>
-        <w:rPr>
-          <w:rFonts w:hint="cs"/>
-          <w:sz w:val="44"/>
-          <w:szCs w:val="44"/>
-          <w:rtl/>
-          <w:lang w:bidi="ar-AE"/>
-        </w:rPr>
-        <w:t xml:space="preserve">؟ نعم، ألا يظهر ضعفنا في كل نواحي حياتنا؟ في السلوك وفي الخدمة، بصورة شخصية أو علنية؟ إن كان هكذا الأمر </w:t>
-      </w:r>
-      <w:r>
-        <w:rPr>
-          <w:sz w:val="44"/>
-          <w:szCs w:val="44"/>
-          <w:rtl/>
-          <w:lang w:bidi="ar-AE"/>
+          <w:rtl/>
+        </w:rPr>
+        <w:t xml:space="preserve">ألعازر مشحون بمأموريته ولأجل هذا رفض العرض بأن يأكل شيئًا. هو يفعل ما لا بد أن يفعله. إحدى أسرار حياة المسيحي قائمة في تتميم عمل الله فوريًا من بعد أن فهم مشيئة الله، وبأن لا يسمح لأي تأخير </w:t>
+      </w:r>
+      <w:r>
+        <w:rPr>
+          <w:rtl/>
         </w:rPr>
         <w:t>–</w:t>
       </w:r>
       <w:r>
         <w:rPr>
           <w:rFonts w:hint="cs"/>
-          <w:sz w:val="44"/>
-          <w:szCs w:val="44"/>
-          <w:rtl/>
-          <w:lang w:bidi="ar-AE"/>
-        </w:rPr>
-        <w:t xml:space="preserve"> فلِمَ هو كذلك؟</w:t>
+          <w:rtl/>
+        </w:rPr>
+        <w:t xml:space="preserve"> وإن كان </w:t>
+      </w:r>
+      <w:r>
+        <w:rPr>
+          <w:rFonts w:hint="cs"/>
+          <w:rtl/>
+        </w:rPr>
+        <w:t>ب</w:t>
+      </w:r>
+      <w:r>
+        <w:rPr>
+          <w:rFonts w:hint="cs"/>
+          <w:rtl/>
+        </w:rPr>
+        <w:t>إسكات احتياجنا الجسدي. هذا هو عمل تأثير الروح القدس وبرهانه.</w:t>
       </w:r>
     </w:p>
     <w:p>
       <w:pPr>
-        <w:jc w:val="both"/>
-        <w:rPr>
-          <w:sz w:val="44"/>
-          <w:szCs w:val="44"/>
-          <w:rtl/>
-          <w:lang w:bidi="ar-AE"/>
+        <w:rPr>
+          <w:rtl/>
         </w:rPr>
       </w:pPr>
       <w:r>
         <w:rPr>
           <w:rFonts w:hint="cs"/>
-          <w:sz w:val="44"/>
-          <w:szCs w:val="44"/>
-          <w:rtl/>
-          <w:lang w:bidi="ar-AE"/>
-        </w:rPr>
-        <w:lastRenderedPageBreak/>
-        <w:t>إن</w:t>
-      </w:r>
-      <w:bookmarkStart w:id="0" w:name="_GoBack"/>
-      <w:bookmarkEnd w:id="0"/>
-      <w:r>
-        <w:rPr>
-          <w:rFonts w:hint="cs"/>
-          <w:sz w:val="44"/>
-          <w:szCs w:val="44"/>
-          <w:rtl/>
-          <w:lang w:bidi="ar-AE"/>
-        </w:rPr>
-        <w:t>ه حق تمامًا بأن ربنا قال: "</w:t>
-      </w:r>
-      <w:r>
-        <w:rPr>
-          <w:sz w:val="44"/>
-          <w:szCs w:val="44"/>
-          <w:rtl/>
-          <w:lang w:bidi="ar-AE"/>
-        </w:rPr>
-        <w:t>لأَنَّكُمْ بِدُونِي لاَ تَقْدِرُونَ أَنْ تَفْعَلُوا شَيْئًا.</w:t>
-      </w:r>
-      <w:r>
-        <w:rPr>
-          <w:rFonts w:hint="cs"/>
-          <w:sz w:val="44"/>
-          <w:szCs w:val="44"/>
-          <w:rtl/>
-          <w:lang w:bidi="ar-AE"/>
-        </w:rPr>
-        <w:t>" (يوحنا 15: 5). لكن هو صحيح أيضًا، بأن خادمه بولس يقول: "</w:t>
-      </w:r>
-      <w:r>
-        <w:rPr>
-          <w:sz w:val="44"/>
-          <w:szCs w:val="44"/>
-          <w:rtl/>
-          <w:lang w:bidi="ar-AE"/>
-        </w:rPr>
-        <w:t xml:space="preserve"> أَسْتَطِيعُ كُلَّ شَيْءٍ فِي الْمَسِيحِ الَّذِي يُقَوِّينِي.</w:t>
-      </w:r>
-      <w:r>
-        <w:rPr>
-          <w:rFonts w:hint="cs"/>
-          <w:sz w:val="44"/>
-          <w:szCs w:val="44"/>
-          <w:rtl/>
-          <w:lang w:bidi="ar-AE"/>
-        </w:rPr>
-        <w:t>" (فيلبي 4: 13) وهو يُذك</w:t>
-      </w:r>
-      <w:r>
-        <w:rPr>
-          <w:rFonts w:hint="cs"/>
-          <w:sz w:val="44"/>
-          <w:szCs w:val="44"/>
-          <w:rtl/>
-          <w:lang w:bidi="ar-AE"/>
-        </w:rPr>
-        <w:t>ّ</w:t>
-      </w:r>
-      <w:r>
-        <w:rPr>
-          <w:rFonts w:hint="cs"/>
-          <w:sz w:val="44"/>
-          <w:szCs w:val="44"/>
-          <w:rtl/>
-          <w:lang w:bidi="ar-AE"/>
-        </w:rPr>
-        <w:t>ر تيموثاوس بأن الله "</w:t>
-      </w:r>
-      <w:r>
-        <w:rPr>
-          <w:sz w:val="44"/>
-          <w:szCs w:val="44"/>
-          <w:rtl/>
-          <w:lang w:bidi="ar-AE"/>
-        </w:rPr>
-        <w:t>لَمْ يُعْطِنَا رُوحَ الْفَشَلِ، بَلْ رُوحَ الْقُوَّةِ وَالْمَحَبَّةِ وَالنُّصْحِ.</w:t>
-      </w:r>
-      <w:r>
-        <w:rPr>
-          <w:rFonts w:hint="cs"/>
-          <w:sz w:val="44"/>
-          <w:szCs w:val="44"/>
-          <w:rtl/>
-          <w:lang w:bidi="ar-AE"/>
-        </w:rPr>
-        <w:t xml:space="preserve">" (2. تيموثاوس 1: 7). إن كنا تعلمنا أننا لسنا </w:t>
-      </w:r>
-      <w:proofErr w:type="spellStart"/>
-      <w:r>
-        <w:rPr>
-          <w:rFonts w:hint="cs"/>
-          <w:sz w:val="44"/>
-          <w:szCs w:val="44"/>
-          <w:rtl/>
-          <w:lang w:bidi="ar-AE"/>
-        </w:rPr>
-        <w:t>كفاة</w:t>
-      </w:r>
-      <w:proofErr w:type="spellEnd"/>
-      <w:r>
-        <w:rPr>
-          <w:rFonts w:hint="cs"/>
-          <w:sz w:val="44"/>
-          <w:szCs w:val="44"/>
-          <w:rtl/>
-          <w:lang w:bidi="ar-AE"/>
-        </w:rPr>
-        <w:t xml:space="preserve"> من أنفسنا، عندها يُقال أيضًا بأن "</w:t>
-      </w:r>
-      <w:r>
-        <w:rPr>
-          <w:sz w:val="44"/>
-          <w:szCs w:val="44"/>
-          <w:rtl/>
-          <w:lang w:bidi="ar-AE"/>
-        </w:rPr>
-        <w:t>كِفَايَتُنَا مِنَ اللهِ،</w:t>
-      </w:r>
-      <w:r>
-        <w:rPr>
-          <w:rFonts w:hint="cs"/>
-          <w:sz w:val="44"/>
-          <w:szCs w:val="44"/>
-          <w:rtl/>
-          <w:lang w:bidi="ar-AE"/>
-        </w:rPr>
-        <w:t>" (2. كورنثوس 3: 5).</w:t>
+          <w:rtl/>
+        </w:rPr>
+        <w:t xml:space="preserve">ألعازر يتمنى بأن يتمم مأموريته. وعن ماذا كانت؟ كانت متعلقة بشؤون إبراهيم، سيده، وكرامته،! </w:t>
+      </w:r>
+      <w:r>
+        <w:rPr>
+          <w:rFonts w:hint="cs"/>
+          <w:rtl/>
+        </w:rPr>
+        <w:t>إن الذي ائتمنها له كانت اهتمامات اسحق، ابنه.</w:t>
       </w:r>
     </w:p>
     <w:p>
       <w:pPr>
-        <w:jc w:val="both"/>
-        <w:rPr>
-          <w:sz w:val="44"/>
-          <w:szCs w:val="44"/>
-          <w:rtl/>
-          <w:lang w:bidi="ar-AE"/>
+        <w:rPr>
+          <w:rtl/>
         </w:rPr>
       </w:pPr>
       <w:r>
         <w:rPr>
           <w:rFonts w:hint="cs"/>
-          <w:sz w:val="44"/>
-          <w:szCs w:val="44"/>
-          <w:rtl/>
-          <w:lang w:bidi="ar-AE"/>
-        </w:rPr>
-        <w:t>هنالك أسباب نخافها، بأن كل شيء نابع من نقص في انتظارنا (وضع رجائنا في الله). "</w:t>
-      </w:r>
-      <w:r>
-        <w:rPr>
-          <w:sz w:val="44"/>
-          <w:szCs w:val="44"/>
-          <w:rtl/>
-          <w:lang w:bidi="ar-AE"/>
-        </w:rPr>
-        <w:t>وَأَمَّا مُنْتَظِرُو الرَّبِّ فَيُجَدِّدُونَ قُوَّةً. يَرْفَعُونَ أَجْنِحَةً كَالنُّسُورِ. يَرْكُضُونَ وَلاَ يَتْعَبُونَ. يَمْشُونَ وَلاَ يُعْيُونَ.</w:t>
-      </w:r>
-      <w:r>
-        <w:rPr>
-          <w:rFonts w:hint="cs"/>
-          <w:sz w:val="44"/>
-          <w:szCs w:val="44"/>
-          <w:rtl/>
-          <w:lang w:bidi="ar-AE"/>
-        </w:rPr>
-        <w:t>" (أشعياء 40: 31). إن هذا الموضع الكتابي يري بأن القوة الروحية هي النتيجة المباشرة إن وضعنا رجاءنا في الله. وإنه لا بد أن يكون كذلك، لأنه لو فعلنا ذلك</w:t>
-      </w:r>
-      <w:r>
-        <w:rPr>
-          <w:rFonts w:hint="cs"/>
-          <w:sz w:val="44"/>
-          <w:szCs w:val="44"/>
-          <w:rtl/>
-          <w:lang w:bidi="ar-AE"/>
-        </w:rPr>
-        <w:t xml:space="preserve"> فإننا س</w:t>
-      </w:r>
-      <w:r>
-        <w:rPr>
-          <w:sz w:val="44"/>
-          <w:szCs w:val="44"/>
-          <w:rtl/>
-          <w:lang w:bidi="ar-AE"/>
-        </w:rPr>
-        <w:t xml:space="preserve">نعبّر </w:t>
-      </w:r>
-      <w:r>
-        <w:rPr>
-          <w:rFonts w:hint="cs"/>
-          <w:sz w:val="44"/>
-          <w:szCs w:val="44"/>
-          <w:rtl/>
-          <w:lang w:bidi="ar-AE"/>
-        </w:rPr>
-        <w:t xml:space="preserve">بذلك عن ضعفنا </w:t>
-      </w:r>
-      <w:r>
-        <w:rPr>
-          <w:rFonts w:hint="cs"/>
-          <w:sz w:val="44"/>
-          <w:szCs w:val="44"/>
-          <w:rtl/>
-          <w:lang w:bidi="ar-AE"/>
-        </w:rPr>
-        <w:lastRenderedPageBreak/>
-        <w:t>وعن اعتمادنا، والرب</w:t>
-      </w:r>
-      <w:r>
-        <w:rPr>
-          <w:sz w:val="44"/>
-          <w:szCs w:val="44"/>
-          <w:rtl/>
-        </w:rPr>
-        <w:t xml:space="preserve"> </w:t>
-      </w:r>
-      <w:r>
-        <w:rPr>
-          <w:sz w:val="44"/>
-          <w:szCs w:val="44"/>
-          <w:rtl/>
-          <w:lang w:bidi="ar-AE"/>
-        </w:rPr>
-        <w:t>فقط</w:t>
-      </w:r>
-      <w:r>
-        <w:rPr>
-          <w:rFonts w:hint="cs"/>
-          <w:sz w:val="44"/>
-          <w:szCs w:val="44"/>
-          <w:rtl/>
-          <w:lang w:bidi="ar-AE"/>
-        </w:rPr>
-        <w:t xml:space="preserve"> سيُظهر قوته القديرة، إن كنا معتمدين عليه. لذا دعونا على الدوام ننتظر الله. "</w:t>
-      </w:r>
-      <w:r>
-        <w:rPr>
-          <w:sz w:val="44"/>
-          <w:szCs w:val="44"/>
-          <w:rtl/>
-          <w:lang w:bidi="ar-AE"/>
-        </w:rPr>
-        <w:t>انْتَظِرِ الرَّبَّ. لِيَتَشَدَّدْ وَلْيَتَشَجَّعْ قَلْبُكَ، وَانْتَظِرِ الرَّبَّ.</w:t>
-      </w:r>
-      <w:r>
-        <w:rPr>
-          <w:rFonts w:hint="cs"/>
-          <w:sz w:val="44"/>
-          <w:szCs w:val="44"/>
-          <w:rtl/>
-          <w:lang w:bidi="ar-AE"/>
-        </w:rPr>
-        <w:t>!" (مزمور 27: 14).</w:t>
+          <w:rtl/>
+        </w:rPr>
+        <w:t>ونحن استأمنا الله على مجد يسوع، ابنه؛ وهذا المجد يشغلنا بالروح القدس المعطى لنا إن كانت عيننا بسيطة وكانت لنا قدرة تمييز روحية وفق المقام الذي نقلنا إليه الله. عندما أفكر براحتي، بشؤوني بما يخصني (وهنالك الآلاف من الأسباب التي هي ضد الطاعة الفورية)، عندها سيكون معناه أننا نستشير لحمًا ودمًا . لكن إن سألت ما هي اهتمامات المسيح، عندها سيُحسَم الأمر سريعًا. إن فكرت في أمر آخر، عندها لا أكون ساعيًا لمجد المسيح المؤتمن لي.</w:t>
       </w:r>
     </w:p>
     <w:p>
       <w:pPr>
-        <w:bidi w:val="0"/>
-        <w:jc w:val="both"/>
-        <w:rPr>
-          <w:sz w:val="44"/>
-          <w:szCs w:val="44"/>
-          <w:lang w:bidi="ar-AE"/>
+        <w:rPr>
+          <w:rFonts w:hint="cs"/>
+          <w:rtl/>
         </w:rPr>
       </w:pPr>
       <w:r>
         <w:rPr>
-          <w:sz w:val="44"/>
-          <w:szCs w:val="44"/>
-          <w:lang w:bidi="ar-AE"/>
-        </w:rPr>
-        <w:t>John Nelson Darby</w:t>
-      </w:r>
+          <w:rtl/>
+        </w:rPr>
+        <w:t>ألعازر</w:t>
+      </w:r>
+      <w:r>
+        <w:rPr>
+          <w:rFonts w:hint="cs"/>
+          <w:rtl/>
+        </w:rPr>
+        <w:t xml:space="preserve"> فكّر باستمرار بابراهيم مَن أسلمه كل شيء؛ فكانت أفكاره تدور فقط حوله. عندما تمتلئ قلوبنا </w:t>
+      </w:r>
+      <w:r>
+        <w:rPr>
+          <w:rFonts w:hint="cs"/>
+          <w:rtl/>
+        </w:rPr>
+        <w:t xml:space="preserve">من الروح القدس سيكون حالنا هكذا تمامًا. إنه من المهم جدًا بالنسبة لنا بأن نحفظ في فكرنا بأن الله ائتمننا على مجد يسوع. هو لا يحتاجنا؛ وما عدا ذلك </w:t>
+      </w:r>
+      <w:r>
+        <w:rPr>
+          <w:rtl/>
+        </w:rPr>
+        <w:t>–</w:t>
+      </w:r>
+      <w:r>
+        <w:rPr>
+          <w:rFonts w:hint="cs"/>
+          <w:rtl/>
+        </w:rPr>
+        <w:t xml:space="preserve"> ماذا عسانا أن نعمل؟ إنه هو الذي يعمل فينا؛ ولا بد لنا أن نتركه فقط بأن يعمل. الاعتماد على الرب يظهر في عزيمة العبد. لذا قال ألعازر: </w:t>
+      </w:r>
+      <w:r>
+        <w:rPr>
+          <w:rtl/>
+        </w:rPr>
+        <w:t>"«لاَ آكُلُ حَتَّى أَتَكَلَّمَ كَلاَمِي»"</w:t>
+      </w:r>
+      <w:r>
+        <w:rPr>
+          <w:rFonts w:hint="cs"/>
+          <w:rtl/>
+        </w:rPr>
+        <w:t>.</w:t>
+      </w:r>
+    </w:p>
+    <w:p>
+      <w:pPr>
+        <w:rPr>
+          <w:rFonts w:hint="cs"/>
+        </w:rPr>
+      </w:pPr>
     </w:p>
     <w:sectPr>
-      <w:pgSz w:w="8391" w:h="11906" w:code="11"/>
-      <w:pgMar w:top="720" w:right="720" w:bottom="720" w:left="720" w:header="708" w:footer="708" w:gutter="0"/>
+      <w:pgSz w:w="11906" w:h="16838"/>
+      <w:pgMar w:top="1440" w:right="1440" w:bottom="1440" w:left="1440" w:header="708" w:footer="708" w:gutter="0"/>
       <w:cols w:space="708"/>
       <w:bidi/>
       <w:rtlGutter/>
-      <w:docGrid w:linePitch="381"/>
+      <w:docGrid w:linePitch="360"/>
     </w:sectPr>
   </w:body>
 </w:document>
 </file>
 
 <file path=word/styles.xml><?xml version="1.0" encoding="utf-8"?>
-<w:styles xmlns:mc="http://schemas.openxmlformats.org/markup-compatibility/2006" xmlns:r="http://schemas.openxmlformats.org/officeDocument/2006/relationships" xmlns:w="http://schemas.openxmlformats.org/wordprocessingml/2006/main" xmlns:w14="http://schemas.microsoft.com/office/word/2010/wordml" xmlns:w15="http://schemas.microsoft.com/office/word/2012/wordml" xmlns:w16cid="http://schemas.microsoft.com/office/word/2016/wordml/cid" xmlns:w16se="http://schemas.microsoft.com/office/word/2015/wordml/symex" mc:Ignorable="w14 w15 w16se w16cid">
+<w:styles xmlns:mc="http://schemas.openxmlformats.org/markup-compatibility/2006" xmlns:r="http://schemas.openxmlformats.org/officeDocument/2006/relationships" xmlns:w="http://schemas.openxmlformats.org/wordprocessingml/2006/main" xmlns:w14="http://schemas.microsoft.com/office/word/2010/wordml" xmlns:w15="http://schemas.microsoft.com/office/word/2012/wordml" xmlns:w16cex="http://schemas.microsoft.com/office/word/2018/wordml/cex" xmlns:w16cid="http://schemas.microsoft.com/office/word/2016/wordml/cid" xmlns:w16="http://schemas.microsoft.com/office/word/2018/wordml" xmlns:w16sdtdh="http://schemas.microsoft.com/office/word/2020/wordml/sdtdatahash" xmlns:w16se="http://schemas.microsoft.com/office/word/2015/wordml/symex" mc:Ignorable="w14 w15 w16se w16cid w16 w16cex w16sdtdh">
   <w:docDefaults>
     <w:rPrDefault>
       <w:rPr>
         <w:rFonts w:ascii="Sakkal Majalla" w:eastAsiaTheme="minorHAnsi" w:hAnsi="Sakkal Majalla" w:cs="Sakkal Majalla"/>
         <w:sz w:val="28"/>
         <w:szCs w:val="28"/>
-        <w:lang w:val="en-US" w:eastAsia="en-US" w:bidi="ar-SA"/>
+        <w:lang w:val="en-US" w:eastAsia="en-US" w:bidi="he-IL"/>
       </w:rPr>
     </w:rPrDefault>
     <w:pPrDefault>
       <w:pPr>
+        <w:bidi/>
         <w:spacing w:after="160" w:line="259" w:lineRule="auto"/>
+        <w:jc w:val="both"/>
       </w:pPr>
     </w:pPrDefault>
   </w:docDefaults>
@@ -902,14 +605,14 @@
   <w:style w:type="paragraph" w:default="1" w:styleId="Normal">
     <w:name w:val="Normal"/>
     <w:qFormat/>
-    <w:pPr>
-      <w:bidi/>
-    </w:pPr>
+    <w:rPr>
+      <w:noProof/>
+      <w:lang w:bidi="ar-EG"/>
+    </w:rPr>
   </w:style>
   <w:style w:type="character" w:default="1" w:styleId="DefaultParagraphFont">
     <w:name w:val="Default Paragraph Font"/>
     <w:uiPriority w:val="1"/>
-    <w:semiHidden/>
     <w:unhideWhenUsed/>
   </w:style>
   <w:style w:type="table" w:default="1" w:styleId="TableNormal">
@@ -938,7 +641,7 @@
     <w:basedOn w:val="DefaultParagraphFont"/>
     <w:uiPriority w:val="99"/>
     <w:unhideWhenUsed/>
-    <w:rsid w:val="004B421F"/>
+    <w:rsid w:val="00040D3D"/>
     <w:rPr>
       <w:color w:val="0563C1" w:themeColor="hyperlink"/>
       <w:u w:val="single"/>
@@ -950,7 +653,7 @@
     <w:uiPriority w:val="99"/>
     <w:semiHidden/>
     <w:unhideWhenUsed/>
-    <w:rsid w:val="004B421F"/>
+    <w:rsid w:val="00040D3D"/>
     <w:rPr>
       <w:color w:val="605E5C"/>
       <w:shd w:val="clear" w:color="auto" w:fill="E1DFDD"/>

--- a/docs/downloads/john-nelson-darby/تم/doc_0351.docx
+++ b/docs/downloads/john-nelson-darby/تم/doc_0351.docx
@@ -1,226 +1,523 @@
 
 <file path=word/document.xml><?xml version="1.0" encoding="utf-8"?>
-<w:document xmlns:wpc="http://schemas.microsoft.com/office/word/2010/wordprocessingCanvas" xmlns:cx="http://schemas.microsoft.com/office/drawing/2014/chartex" xmlns:cx1="http://schemas.microsoft.com/office/drawing/2015/9/8/chartex" xmlns:cx2="http://schemas.microsoft.com/office/drawing/2015/10/21/chartex" xmlns:cx3="http://schemas.microsoft.com/office/drawing/2016/5/9/chartex" xmlns:cx4="http://schemas.microsoft.com/office/drawing/2016/5/10/chartex" xmlns:cx5="http://schemas.microsoft.com/office/drawing/2016/5/11/chartex" xmlns:cx6="http://schemas.microsoft.com/office/drawing/2016/5/12/chartex" xmlns:cx7="http://schemas.microsoft.com/office/drawing/2016/5/13/chartex" xmlns:cx8="http://schemas.microsoft.com/office/drawing/2016/5/14/chartex" xmlns:mc="http://schemas.openxmlformats.org/markup-compatibility/2006" xmlns:aink="http://schemas.microsoft.com/office/drawing/2016/ink" xmlns:am3d="http://schemas.microsoft.com/office/drawing/2017/model3d" xmlns:o="urn:schemas-microsoft-com:office:office" xmlns:r="http://schemas.openxmlformats.org/officeDocument/2006/relationships" xmlns:m="http://schemas.openxmlformats.org/officeDocument/2006/math" xmlns:v="urn:schemas-microsoft-com:vml" xmlns:wp14="http://schemas.microsoft.com/office/word/2010/wordprocessingDrawing" xmlns:wp="http://schemas.openxmlformats.org/drawingml/2006/wordprocessingDrawing" xmlns:w10="urn:schemas-microsoft-com:office:word" xmlns:w="http://schemas.openxmlformats.org/wordprocessingml/2006/main" xmlns:w14="http://schemas.microsoft.com/office/word/2010/wordml" xmlns:w15="http://schemas.microsoft.com/office/word/2012/wordml" xmlns:w16cex="http://schemas.microsoft.com/office/word/2018/wordml/cex" xmlns:w16cid="http://schemas.microsoft.com/office/word/2016/wordml/cid" xmlns:w16="http://schemas.microsoft.com/office/word/2018/wordml" xmlns:w16sdtdh="http://schemas.microsoft.com/office/word/2020/wordml/sdtdatahash" xmlns:w16se="http://schemas.microsoft.com/office/word/2015/wordml/symex" xmlns:wpg="http://schemas.microsoft.com/office/word/2010/wordprocessingGroup" xmlns:wpi="http://schemas.microsoft.com/office/word/2010/wordprocessingInk" xmlns:wne="http://schemas.microsoft.com/office/word/2006/wordml" xmlns:wps="http://schemas.microsoft.com/office/word/2010/wordprocessingShape" mc:Ignorable="w14 w15 w16se w16cid w16 w16cex w16sdtdh wp14">
+<w:document xmlns:wpc="http://schemas.microsoft.com/office/word/2010/wordprocessingCanvas" xmlns:cx="http://schemas.microsoft.com/office/drawing/2014/chartex" xmlns:cx1="http://schemas.microsoft.com/office/drawing/2015/9/8/chartex" xmlns:cx2="http://schemas.microsoft.com/office/drawing/2015/10/21/chartex" xmlns:cx3="http://schemas.microsoft.com/office/drawing/2016/5/9/chartex" xmlns:cx4="http://schemas.microsoft.com/office/drawing/2016/5/10/chartex" xmlns:cx5="http://schemas.microsoft.com/office/drawing/2016/5/11/chartex" xmlns:cx6="http://schemas.microsoft.com/office/drawing/2016/5/12/chartex" xmlns:cx7="http://schemas.microsoft.com/office/drawing/2016/5/13/chartex" xmlns:cx8="http://schemas.microsoft.com/office/drawing/2016/5/14/chartex" xmlns:mc="http://schemas.openxmlformats.org/markup-compatibility/2006" xmlns:aink="http://schemas.microsoft.com/office/drawing/2016/ink" xmlns:am3d="http://schemas.microsoft.com/office/drawing/2017/model3d" xmlns:o="urn:schemas-microsoft-com:office:office" xmlns:r="http://schemas.openxmlformats.org/officeDocument/2006/relationships" xmlns:m="http://schemas.openxmlformats.org/officeDocument/2006/math" xmlns:v="urn:schemas-microsoft-com:vml" xmlns:wp14="http://schemas.microsoft.com/office/word/2010/wordprocessingDrawing" xmlns:wp="http://schemas.openxmlformats.org/drawingml/2006/wordprocessingDrawing" xmlns:w10="urn:schemas-microsoft-com:office:word" xmlns:w="http://schemas.openxmlformats.org/wordprocessingml/2006/main" xmlns:w14="http://schemas.microsoft.com/office/word/2010/wordml" xmlns:w15="http://schemas.microsoft.com/office/word/2012/wordml" xmlns:w16cid="http://schemas.microsoft.com/office/word/2016/wordml/cid" xmlns:w16se="http://schemas.microsoft.com/office/word/2015/wordml/symex" xmlns:wpg="http://schemas.microsoft.com/office/word/2010/wordprocessingGroup" xmlns:wpi="http://schemas.microsoft.com/office/word/2010/wordprocessingInk" xmlns:wne="http://schemas.microsoft.com/office/word/2006/wordml" xmlns:wps="http://schemas.microsoft.com/office/word/2010/wordprocessingShape" mc:Ignorable="w14 w15 w16se w16cid wp14">
+  <w:background w:color="EDEDED" w:themeColor="accent3" w:themeTint="33"/>
   <w:body>
     <w:p>
       <w:pPr>
-        <w:rPr>
-          <w:rtl/>
+        <w:jc w:val="center"/>
+        <w:rPr>
+          <w:sz w:val="44"/>
+          <w:szCs w:val="44"/>
+          <w:rtl/>
+          <w:lang w:bidi="ar-AE"/>
         </w:rPr>
       </w:pPr>
-      <w:hyperlink r:id="rId4" w:history="1">
-        <w:r>
-          <w:rPr>
-            <w:rStyle w:val="Hyperlink"/>
-            <w:rFonts w:hint="cs"/>
-            <w:rtl/>
-          </w:rPr>
-          <w:t>طاعة فورية</w:t>
-        </w:r>
-      </w:hyperlink>
+      <w:r>
+        <w:rPr>
+          <w:sz w:val="44"/>
+          <w:szCs w:val="44"/>
+          <w:rtl/>
+          <w:lang w:bidi="ar-AE"/>
+        </w:rPr>
+        <w:fldChar w:fldCharType="begin"/>
+      </w:r>
+      <w:r>
+        <w:rPr>
+          <w:sz w:val="44"/>
+          <w:szCs w:val="44"/>
+          <w:rtl/>
+          <w:lang w:bidi="ar-AE"/>
+        </w:rPr>
+        <w:instrText xml:space="preserve"> </w:instrText>
+      </w:r>
+      <w:r>
+        <w:rPr>
+          <w:sz w:val="44"/>
+          <w:szCs w:val="44"/>
+          <w:lang w:bidi="ar-AE"/>
+        </w:rPr>
+        <w:instrText>HYPERLINK</w:instrText>
+      </w:r>
+      <w:r>
+        <w:rPr>
+          <w:sz w:val="44"/>
+          <w:szCs w:val="44"/>
+          <w:rtl/>
+          <w:lang w:bidi="ar-AE"/>
+        </w:rPr>
+        <w:instrText xml:space="preserve"> "</w:instrText>
+      </w:r>
+      <w:r>
+        <w:rPr>
+          <w:sz w:val="44"/>
+          <w:szCs w:val="44"/>
+          <w:lang w:bidi="ar-AE"/>
+        </w:rPr>
+        <w:instrText>https://www.bibelstudium.de/articles/235/das-geheimnis-unserer-schwaeche.html</w:instrText>
+      </w:r>
+      <w:r>
+        <w:rPr>
+          <w:sz w:val="44"/>
+          <w:szCs w:val="44"/>
+          <w:rtl/>
+          <w:lang w:bidi="ar-AE"/>
+        </w:rPr>
+        <w:instrText xml:space="preserve">" </w:instrText>
+      </w:r>
+      <w:r>
+        <w:rPr>
+          <w:sz w:val="44"/>
+          <w:szCs w:val="44"/>
+          <w:rtl/>
+          <w:lang w:bidi="ar-AE"/>
+        </w:rPr>
+      </w:r>
+      <w:r>
+        <w:rPr>
+          <w:sz w:val="44"/>
+          <w:szCs w:val="44"/>
+          <w:rtl/>
+          <w:lang w:bidi="ar-AE"/>
+        </w:rPr>
+        <w:fldChar w:fldCharType="separate"/>
+      </w:r>
+      <w:r>
+        <w:rPr>
+          <w:rStyle w:val="Hyperlink"/>
+          <w:rFonts w:hint="cs"/>
+          <w:sz w:val="44"/>
+          <w:szCs w:val="44"/>
+          <w:rtl/>
+          <w:lang w:bidi="ar-AE"/>
+        </w:rPr>
+        <w:t>سر ضعفنا</w:t>
+      </w:r>
+      <w:r>
+        <w:rPr>
+          <w:sz w:val="44"/>
+          <w:szCs w:val="44"/>
+          <w:rtl/>
+          <w:lang w:bidi="ar-AE"/>
+        </w:rPr>
+        <w:fldChar w:fldCharType="end"/>
+      </w:r>
     </w:p>
     <w:p>
       <w:pPr>
-        <w:rPr>
-          <w:rtl/>
+        <w:jc w:val="both"/>
+        <w:rPr>
+          <w:sz w:val="44"/>
+          <w:szCs w:val="44"/>
+          <w:rtl/>
+          <w:lang w:bidi="ar-AE"/>
         </w:rPr>
       </w:pPr>
       <w:r>
-        <w:t>J N. Darby</w:t>
+        <w:rPr>
+          <w:rFonts w:hint="cs"/>
+          <w:sz w:val="44"/>
+          <w:szCs w:val="44"/>
+          <w:rtl/>
+          <w:lang w:bidi="ar-AE"/>
+        </w:rPr>
+        <w:t>فيلبي 4: 13</w:t>
       </w:r>
     </w:p>
     <w:p>
       <w:pPr>
-        <w:rPr>
-          <w:rtl/>
+        <w:jc w:val="both"/>
+        <w:rPr>
+          <w:sz w:val="44"/>
+          <w:szCs w:val="44"/>
+          <w:rtl/>
+          <w:lang w:bidi="ar-AE"/>
         </w:rPr>
       </w:pPr>
       <w:r>
         <w:rPr>
           <w:rFonts w:hint="cs"/>
-          <w:rtl/>
-        </w:rPr>
-        <w:t>"</w:t>
-      </w:r>
-      <w:r>
-        <w:rPr>
-          <w:rtl/>
-        </w:rPr>
-        <w:t>«لاَ آكُلُ حَتَّى أَتَكَلَّمَ كَلاَمِي»</w:t>
-      </w:r>
-      <w:r>
-        <w:rPr>
-          <w:rFonts w:hint="cs"/>
-          <w:rtl/>
-        </w:rPr>
-        <w:t>" (تكوين 24: 33).</w:t>
+          <w:sz w:val="44"/>
+          <w:szCs w:val="44"/>
+          <w:rtl/>
+          <w:lang w:bidi="ar-AE"/>
+        </w:rPr>
+        <w:t>إنه سؤال جاد للغاية يُطرَح على قلب أولاد الله في كل مرة من جديد، وهو: أين يكمن سر ضعفنا؟ نحن ولدنا ثانية؛ وقد حصلنا على الروح، والذي هو الآن ساكن فينا ... وبالرغم من ذلك ضعفنا الروحي هو الطابع السائد علينا ...</w:t>
       </w:r>
     </w:p>
     <w:p>
       <w:pPr>
-        <w:rPr>
-          <w:rtl/>
+        <w:jc w:val="both"/>
+        <w:rPr>
+          <w:sz w:val="44"/>
+          <w:szCs w:val="44"/>
+          <w:rtl/>
+          <w:lang w:bidi="ar-AE"/>
         </w:rPr>
       </w:pPr>
       <w:r>
         <w:rPr>
           <w:rFonts w:hint="cs"/>
-          <w:rtl/>
-        </w:rPr>
-        <w:t xml:space="preserve">ألعازر مشحون بمأموريته ولأجل هذا رفض العرض بأن يأكل شيئًا. هو يفعل ما لا بد أن يفعله. إحدى أسرار حياة المسيحي قائمة في تتميم عمل الله فوريًا من بعد أن فهم مشيئة الله، وبأن لا يسمح لأي تأخير </w:t>
-      </w:r>
-      <w:r>
-        <w:rPr>
-          <w:rtl/>
+          <w:sz w:val="44"/>
+          <w:szCs w:val="44"/>
+          <w:rtl/>
+          <w:lang w:bidi="ar-AE"/>
+        </w:rPr>
+        <w:t>عندما نرى إخوتنا المؤمنين متورطين في مآزق العالم أو في ارتباطات رديئة، أفلسنا كثيرًا ما نعبر عنهم لأننا ندرك عجزنا عن إخراجهم؟ عندما يقع الآخرون في زلة، فمَن منا هو "روحي" بما يكفي لردّهم في روح الوداعة؟ أفليس علينا أن نعترف في كثير من الأحيان، بأننا لا نعرف كيف نخلص من المشاكل التي تطرأ في الاجتماع</w:t>
+      </w:r>
+      <w:r>
+        <w:rPr>
+          <w:rFonts w:hint="cs"/>
+          <w:sz w:val="44"/>
+          <w:szCs w:val="44"/>
+          <w:rtl/>
+          <w:lang w:bidi="ar-AE"/>
+        </w:rPr>
+        <w:t xml:space="preserve">؟ نعم، ألا يظهر ضعفنا في كل نواحي حياتنا؟ في السلوك وفي الخدمة، بصورة شخصية أو علنية؟ إن كان هكذا الأمر </w:t>
+      </w:r>
+      <w:r>
+        <w:rPr>
+          <w:sz w:val="44"/>
+          <w:szCs w:val="44"/>
+          <w:rtl/>
+          <w:lang w:bidi="ar-AE"/>
         </w:rPr>
         <w:t>–</w:t>
       </w:r>
       <w:r>
         <w:rPr>
           <w:rFonts w:hint="cs"/>
-          <w:rtl/>
-        </w:rPr>
-        <w:t xml:space="preserve"> وإن كان </w:t>
-      </w:r>
-      <w:r>
-        <w:rPr>
-          <w:rFonts w:hint="cs"/>
-          <w:rtl/>
-        </w:rPr>
-        <w:t>ب</w:t>
-      </w:r>
-      <w:r>
-        <w:rPr>
-          <w:rFonts w:hint="cs"/>
-          <w:rtl/>
-        </w:rPr>
-        <w:t>إسكات احتياجنا الجسدي. هذا هو عمل تأثير الروح القدس وبرهانه.</w:t>
+          <w:sz w:val="44"/>
+          <w:szCs w:val="44"/>
+          <w:rtl/>
+          <w:lang w:bidi="ar-AE"/>
+        </w:rPr>
+        <w:t xml:space="preserve"> فلِمَ هو كذلك؟</w:t>
       </w:r>
     </w:p>
     <w:p>
       <w:pPr>
-        <w:rPr>
-          <w:rtl/>
+        <w:jc w:val="both"/>
+        <w:rPr>
+          <w:sz w:val="44"/>
+          <w:szCs w:val="44"/>
+          <w:rtl/>
+          <w:lang w:bidi="ar-AE"/>
         </w:rPr>
       </w:pPr>
       <w:r>
         <w:rPr>
           <w:rFonts w:hint="cs"/>
-          <w:rtl/>
-        </w:rPr>
-        <w:t xml:space="preserve">ألعازر يتمنى بأن يتمم مأموريته. وعن ماذا كانت؟ كانت متعلقة بشؤون إبراهيم، سيده، وكرامته،! </w:t>
-      </w:r>
-      <w:r>
-        <w:rPr>
-          <w:rFonts w:hint="cs"/>
-          <w:rtl/>
-        </w:rPr>
-        <w:t>إن الذي ائتمنها له كانت اهتمامات اسحق، ابنه.</w:t>
+          <w:sz w:val="44"/>
+          <w:szCs w:val="44"/>
+          <w:rtl/>
+          <w:lang w:bidi="ar-AE"/>
+        </w:rPr>
+        <w:lastRenderedPageBreak/>
+        <w:t>إن</w:t>
+      </w:r>
+      <w:bookmarkStart w:id="0" w:name="_GoBack"/>
+      <w:bookmarkEnd w:id="0"/>
+      <w:r>
+        <w:rPr>
+          <w:rFonts w:hint="cs"/>
+          <w:sz w:val="44"/>
+          <w:szCs w:val="44"/>
+          <w:rtl/>
+          <w:lang w:bidi="ar-AE"/>
+        </w:rPr>
+        <w:t>ه حق تمامًا بأن ربنا قال: "</w:t>
+      </w:r>
+      <w:r>
+        <w:rPr>
+          <w:sz w:val="44"/>
+          <w:szCs w:val="44"/>
+          <w:rtl/>
+          <w:lang w:bidi="ar-AE"/>
+        </w:rPr>
+        <w:t>لأَنَّكُمْ بِدُونِي لاَ تَقْدِرُونَ أَنْ تَفْعَلُوا شَيْئًا.</w:t>
+      </w:r>
+      <w:r>
+        <w:rPr>
+          <w:rFonts w:hint="cs"/>
+          <w:sz w:val="44"/>
+          <w:szCs w:val="44"/>
+          <w:rtl/>
+          <w:lang w:bidi="ar-AE"/>
+        </w:rPr>
+        <w:t>" (يوحنا 15: 5). لكن هو صحيح أيضًا، بأن خادمه بولس يقول: "</w:t>
+      </w:r>
+      <w:r>
+        <w:rPr>
+          <w:sz w:val="44"/>
+          <w:szCs w:val="44"/>
+          <w:rtl/>
+          <w:lang w:bidi="ar-AE"/>
+        </w:rPr>
+        <w:t xml:space="preserve"> أَسْتَطِيعُ كُلَّ شَيْءٍ فِي الْمَسِيحِ الَّذِي يُقَوِّينِي.</w:t>
+      </w:r>
+      <w:r>
+        <w:rPr>
+          <w:rFonts w:hint="cs"/>
+          <w:sz w:val="44"/>
+          <w:szCs w:val="44"/>
+          <w:rtl/>
+          <w:lang w:bidi="ar-AE"/>
+        </w:rPr>
+        <w:t>" (فيلبي 4: 13) وهو يُذك</w:t>
+      </w:r>
+      <w:r>
+        <w:rPr>
+          <w:rFonts w:hint="cs"/>
+          <w:sz w:val="44"/>
+          <w:szCs w:val="44"/>
+          <w:rtl/>
+          <w:lang w:bidi="ar-AE"/>
+        </w:rPr>
+        <w:t>ّ</w:t>
+      </w:r>
+      <w:r>
+        <w:rPr>
+          <w:rFonts w:hint="cs"/>
+          <w:sz w:val="44"/>
+          <w:szCs w:val="44"/>
+          <w:rtl/>
+          <w:lang w:bidi="ar-AE"/>
+        </w:rPr>
+        <w:t>ر تيموثاوس بأن الله "</w:t>
+      </w:r>
+      <w:r>
+        <w:rPr>
+          <w:sz w:val="44"/>
+          <w:szCs w:val="44"/>
+          <w:rtl/>
+          <w:lang w:bidi="ar-AE"/>
+        </w:rPr>
+        <w:t>لَمْ يُعْطِنَا رُوحَ الْفَشَلِ، بَلْ رُوحَ الْقُوَّةِ وَالْمَحَبَّةِ وَالنُّصْحِ.</w:t>
+      </w:r>
+      <w:r>
+        <w:rPr>
+          <w:rFonts w:hint="cs"/>
+          <w:sz w:val="44"/>
+          <w:szCs w:val="44"/>
+          <w:rtl/>
+          <w:lang w:bidi="ar-AE"/>
+        </w:rPr>
+        <w:t xml:space="preserve">" (2. تيموثاوس 1: 7). إن كنا تعلمنا أننا لسنا </w:t>
+      </w:r>
+      <w:proofErr w:type="spellStart"/>
+      <w:r>
+        <w:rPr>
+          <w:rFonts w:hint="cs"/>
+          <w:sz w:val="44"/>
+          <w:szCs w:val="44"/>
+          <w:rtl/>
+          <w:lang w:bidi="ar-AE"/>
+        </w:rPr>
+        <w:t>كفاة</w:t>
+      </w:r>
+      <w:proofErr w:type="spellEnd"/>
+      <w:r>
+        <w:rPr>
+          <w:rFonts w:hint="cs"/>
+          <w:sz w:val="44"/>
+          <w:szCs w:val="44"/>
+          <w:rtl/>
+          <w:lang w:bidi="ar-AE"/>
+        </w:rPr>
+        <w:t xml:space="preserve"> من أنفسنا، عندها يُقال أيضًا بأن "</w:t>
+      </w:r>
+      <w:r>
+        <w:rPr>
+          <w:sz w:val="44"/>
+          <w:szCs w:val="44"/>
+          <w:rtl/>
+          <w:lang w:bidi="ar-AE"/>
+        </w:rPr>
+        <w:t>كِفَايَتُنَا مِنَ اللهِ،</w:t>
+      </w:r>
+      <w:r>
+        <w:rPr>
+          <w:rFonts w:hint="cs"/>
+          <w:sz w:val="44"/>
+          <w:szCs w:val="44"/>
+          <w:rtl/>
+          <w:lang w:bidi="ar-AE"/>
+        </w:rPr>
+        <w:t>" (2. كورنثوس 3: 5).</w:t>
       </w:r>
     </w:p>
     <w:p>
       <w:pPr>
-        <w:rPr>
-          <w:rtl/>
+        <w:jc w:val="both"/>
+        <w:rPr>
+          <w:sz w:val="44"/>
+          <w:szCs w:val="44"/>
+          <w:rtl/>
+          <w:lang w:bidi="ar-AE"/>
         </w:rPr>
       </w:pPr>
       <w:r>
         <w:rPr>
           <w:rFonts w:hint="cs"/>
-          <w:rtl/>
-        </w:rPr>
-        <w:t>ونحن استأمنا الله على مجد يسوع، ابنه؛ وهذا المجد يشغلنا بالروح القدس المعطى لنا إن كانت عيننا بسيطة وكانت لنا قدرة تمييز روحية وفق المقام الذي نقلنا إليه الله. عندما أفكر براحتي، بشؤوني بما يخصني (وهنالك الآلاف من الأسباب التي هي ضد الطاعة الفورية)، عندها سيكون معناه أننا نستشير لحمًا ودمًا . لكن إن سألت ما هي اهتمامات المسيح، عندها سيُحسَم الأمر سريعًا. إن فكرت في أمر آخر، عندها لا أكون ساعيًا لمجد المسيح المؤتمن لي.</w:t>
+          <w:sz w:val="44"/>
+          <w:szCs w:val="44"/>
+          <w:rtl/>
+          <w:lang w:bidi="ar-AE"/>
+        </w:rPr>
+        <w:t>هنالك أسباب نخافها، بأن كل شيء نابع من نقص في انتظارنا (وضع رجائنا في الله). "</w:t>
+      </w:r>
+      <w:r>
+        <w:rPr>
+          <w:sz w:val="44"/>
+          <w:szCs w:val="44"/>
+          <w:rtl/>
+          <w:lang w:bidi="ar-AE"/>
+        </w:rPr>
+        <w:t>وَأَمَّا مُنْتَظِرُو الرَّبِّ فَيُجَدِّدُونَ قُوَّةً. يَرْفَعُونَ أَجْنِحَةً كَالنُّسُورِ. يَرْكُضُونَ وَلاَ يَتْعَبُونَ. يَمْشُونَ وَلاَ يُعْيُونَ.</w:t>
+      </w:r>
+      <w:r>
+        <w:rPr>
+          <w:rFonts w:hint="cs"/>
+          <w:sz w:val="44"/>
+          <w:szCs w:val="44"/>
+          <w:rtl/>
+          <w:lang w:bidi="ar-AE"/>
+        </w:rPr>
+        <w:t>" (أشعياء 40: 31). إن هذا الموضع الكتابي يري بأن القوة الروحية هي النتيجة المباشرة إن وضعنا رجاءنا في الله. وإنه لا بد أن يكون كذلك، لأنه لو فعلنا ذلك</w:t>
+      </w:r>
+      <w:r>
+        <w:rPr>
+          <w:rFonts w:hint="cs"/>
+          <w:sz w:val="44"/>
+          <w:szCs w:val="44"/>
+          <w:rtl/>
+          <w:lang w:bidi="ar-AE"/>
+        </w:rPr>
+        <w:t xml:space="preserve"> فإننا س</w:t>
+      </w:r>
+      <w:r>
+        <w:rPr>
+          <w:sz w:val="44"/>
+          <w:szCs w:val="44"/>
+          <w:rtl/>
+          <w:lang w:bidi="ar-AE"/>
+        </w:rPr>
+        <w:t xml:space="preserve">نعبّر </w:t>
+      </w:r>
+      <w:r>
+        <w:rPr>
+          <w:rFonts w:hint="cs"/>
+          <w:sz w:val="44"/>
+          <w:szCs w:val="44"/>
+          <w:rtl/>
+          <w:lang w:bidi="ar-AE"/>
+        </w:rPr>
+        <w:t xml:space="preserve">بذلك عن ضعفنا </w:t>
+      </w:r>
+      <w:r>
+        <w:rPr>
+          <w:rFonts w:hint="cs"/>
+          <w:sz w:val="44"/>
+          <w:szCs w:val="44"/>
+          <w:rtl/>
+          <w:lang w:bidi="ar-AE"/>
+        </w:rPr>
+        <w:lastRenderedPageBreak/>
+        <w:t>وعن اعتمادنا، والرب</w:t>
+      </w:r>
+      <w:r>
+        <w:rPr>
+          <w:sz w:val="44"/>
+          <w:szCs w:val="44"/>
+          <w:rtl/>
+        </w:rPr>
+        <w:t xml:space="preserve"> </w:t>
+      </w:r>
+      <w:r>
+        <w:rPr>
+          <w:sz w:val="44"/>
+          <w:szCs w:val="44"/>
+          <w:rtl/>
+          <w:lang w:bidi="ar-AE"/>
+        </w:rPr>
+        <w:t>فقط</w:t>
+      </w:r>
+      <w:r>
+        <w:rPr>
+          <w:rFonts w:hint="cs"/>
+          <w:sz w:val="44"/>
+          <w:szCs w:val="44"/>
+          <w:rtl/>
+          <w:lang w:bidi="ar-AE"/>
+        </w:rPr>
+        <w:t xml:space="preserve"> سيُظهر قوته القديرة، إن كنا معتمدين عليه. لذا دعونا على الدوام ننتظر الله. "</w:t>
+      </w:r>
+      <w:r>
+        <w:rPr>
+          <w:sz w:val="44"/>
+          <w:szCs w:val="44"/>
+          <w:rtl/>
+          <w:lang w:bidi="ar-AE"/>
+        </w:rPr>
+        <w:t>انْتَظِرِ الرَّبَّ. لِيَتَشَدَّدْ وَلْيَتَشَجَّعْ قَلْبُكَ، وَانْتَظِرِ الرَّبَّ.</w:t>
+      </w:r>
+      <w:r>
+        <w:rPr>
+          <w:rFonts w:hint="cs"/>
+          <w:sz w:val="44"/>
+          <w:szCs w:val="44"/>
+          <w:rtl/>
+          <w:lang w:bidi="ar-AE"/>
+        </w:rPr>
+        <w:t>!" (مزمور 27: 14).</w:t>
       </w:r>
     </w:p>
     <w:p>
       <w:pPr>
-        <w:rPr>
-          <w:rFonts w:hint="cs"/>
-          <w:rtl/>
+        <w:bidi w:val="0"/>
+        <w:jc w:val="both"/>
+        <w:rPr>
+          <w:sz w:val="44"/>
+          <w:szCs w:val="44"/>
+          <w:lang w:bidi="ar-AE"/>
         </w:rPr>
       </w:pPr>
       <w:r>
         <w:rPr>
-          <w:rtl/>
-        </w:rPr>
-        <w:t>ألعازر</w:t>
-      </w:r>
-      <w:r>
-        <w:rPr>
-          <w:rFonts w:hint="cs"/>
-          <w:rtl/>
-        </w:rPr>
-        <w:t xml:space="preserve"> فكّر باستمرار بابراهيم مَن أسلمه كل شيء؛ فكانت أفكاره تدور فقط حوله. عندما تمتلئ قلوبنا </w:t>
-      </w:r>
-      <w:r>
-        <w:rPr>
-          <w:rFonts w:hint="cs"/>
-          <w:rtl/>
-        </w:rPr>
-        <w:t xml:space="preserve">من الروح القدس سيكون حالنا هكذا تمامًا. إنه من المهم جدًا بالنسبة لنا بأن نحفظ في فكرنا بأن الله ائتمننا على مجد يسوع. هو لا يحتاجنا؛ وما عدا ذلك </w:t>
-      </w:r>
-      <w:r>
-        <w:rPr>
-          <w:rtl/>
-        </w:rPr>
-        <w:t>–</w:t>
-      </w:r>
-      <w:r>
-        <w:rPr>
-          <w:rFonts w:hint="cs"/>
-          <w:rtl/>
-        </w:rPr>
-        <w:t xml:space="preserve"> ماذا عسانا أن نعمل؟ إنه هو الذي يعمل فينا؛ ولا بد لنا أن نتركه فقط بأن يعمل. الاعتماد على الرب يظهر في عزيمة العبد. لذا قال ألعازر: </w:t>
-      </w:r>
-      <w:r>
-        <w:rPr>
-          <w:rtl/>
-        </w:rPr>
-        <w:t>"«لاَ آكُلُ حَتَّى أَتَكَلَّمَ كَلاَمِي»"</w:t>
-      </w:r>
-      <w:r>
-        <w:rPr>
-          <w:rFonts w:hint="cs"/>
-          <w:rtl/>
-        </w:rPr>
-        <w:t>.</w:t>
-      </w:r>
-    </w:p>
-    <w:p>
-      <w:pPr>
-        <w:rPr>
-          <w:rFonts w:hint="cs"/>
-        </w:rPr>
-      </w:pPr>
+          <w:sz w:val="44"/>
+          <w:szCs w:val="44"/>
+          <w:lang w:bidi="ar-AE"/>
+        </w:rPr>
+        <w:t>John Nelson Darby</w:t>
+      </w:r>
     </w:p>
     <w:sectPr>
-      <w:pgSz w:w="11906" w:h="16838"/>
-      <w:pgMar w:top="1440" w:right="1440" w:bottom="1440" w:left="1440" w:header="708" w:footer="708" w:gutter="0"/>
+      <w:pgSz w:w="8391" w:h="11906" w:code="11"/>
+      <w:pgMar w:top="720" w:right="720" w:bottom="720" w:left="720" w:header="708" w:footer="708" w:gutter="0"/>
       <w:cols w:space="708"/>
       <w:bidi/>
       <w:rtlGutter/>
-      <w:docGrid w:linePitch="360"/>
+      <w:docGrid w:linePitch="381"/>
     </w:sectPr>
   </w:body>
 </w:document>
 </file>
 
 <file path=word/styles.xml><?xml version="1.0" encoding="utf-8"?>
-<w:styles xmlns:mc="http://schemas.openxmlformats.org/markup-compatibility/2006" xmlns:r="http://schemas.openxmlformats.org/officeDocument/2006/relationships" xmlns:w="http://schemas.openxmlformats.org/wordprocessingml/2006/main" xmlns:w14="http://schemas.microsoft.com/office/word/2010/wordml" xmlns:w15="http://schemas.microsoft.com/office/word/2012/wordml" xmlns:w16cex="http://schemas.microsoft.com/office/word/2018/wordml/cex" xmlns:w16cid="http://schemas.microsoft.com/office/word/2016/wordml/cid" xmlns:w16="http://schemas.microsoft.com/office/word/2018/wordml" xmlns:w16sdtdh="http://schemas.microsoft.com/office/word/2020/wordml/sdtdatahash" xmlns:w16se="http://schemas.microsoft.com/office/word/2015/wordml/symex" mc:Ignorable="w14 w15 w16se w16cid w16 w16cex w16sdtdh">
+<w:styles xmlns:mc="http://schemas.openxmlformats.org/markup-compatibility/2006" xmlns:r="http://schemas.openxmlformats.org/officeDocument/2006/relationships" xmlns:w="http://schemas.openxmlformats.org/wordprocessingml/2006/main" xmlns:w14="http://schemas.microsoft.com/office/word/2010/wordml" xmlns:w15="http://schemas.microsoft.com/office/word/2012/wordml" xmlns:w16cid="http://schemas.microsoft.com/office/word/2016/wordml/cid" xmlns:w16se="http://schemas.microsoft.com/office/word/2015/wordml/symex" mc:Ignorable="w14 w15 w16se w16cid">
   <w:docDefaults>
     <w:rPrDefault>
       <w:rPr>
         <w:rFonts w:ascii="Sakkal Majalla" w:eastAsiaTheme="minorHAnsi" w:hAnsi="Sakkal Majalla" w:cs="Sakkal Majalla"/>
         <w:sz w:val="28"/>
         <w:szCs w:val="28"/>
-        <w:lang w:val="en-US" w:eastAsia="en-US" w:bidi="he-IL"/>
+        <w:lang w:val="en-US" w:eastAsia="en-US" w:bidi="ar-SA"/>
       </w:rPr>
     </w:rPrDefault>
     <w:pPrDefault>
       <w:pPr>
-        <w:bidi/>
         <w:spacing w:after="160" w:line="259" w:lineRule="auto"/>
-        <w:jc w:val="both"/>
       </w:pPr>
     </w:pPrDefault>
   </w:docDefaults>
@@ -605,14 +902,14 @@
   <w:style w:type="paragraph" w:default="1" w:styleId="Normal">
     <w:name w:val="Normal"/>
     <w:qFormat/>
-    <w:rPr>
-      <w:noProof/>
-      <w:lang w:bidi="ar-EG"/>
-    </w:rPr>
+    <w:pPr>
+      <w:bidi/>
+    </w:pPr>
   </w:style>
   <w:style w:type="character" w:default="1" w:styleId="DefaultParagraphFont">
     <w:name w:val="Default Paragraph Font"/>
     <w:uiPriority w:val="1"/>
+    <w:semiHidden/>
     <w:unhideWhenUsed/>
   </w:style>
   <w:style w:type="table" w:default="1" w:styleId="TableNormal">
@@ -641,7 +938,7 @@
     <w:basedOn w:val="DefaultParagraphFont"/>
     <w:uiPriority w:val="99"/>
     <w:unhideWhenUsed/>
-    <w:rsid w:val="00040D3D"/>
+    <w:rsid w:val="004B421F"/>
     <w:rPr>
       <w:color w:val="0563C1" w:themeColor="hyperlink"/>
       <w:u w:val="single"/>
@@ -653,7 +950,7 @@
     <w:uiPriority w:val="99"/>
     <w:semiHidden/>
     <w:unhideWhenUsed/>
-    <w:rsid w:val="00040D3D"/>
+    <w:rsid w:val="004B421F"/>
     <w:rPr>
       <w:color w:val="605E5C"/>
       <w:shd w:val="clear" w:color="auto" w:fill="E1DFDD"/>

--- a/docs/downloads/john-nelson-darby/تم/doc_0351.docx
+++ b/docs/downloads/john-nelson-darby/تم/doc_0351.docx
@@ -1,518 +1,440 @@
 
 <file path=word/document.xml><?xml version="1.0" encoding="utf-8"?>
-<w:document xmlns:wpc="http://schemas.microsoft.com/office/word/2010/wordprocessingCanvas" xmlns:cx="http://schemas.microsoft.com/office/drawing/2014/chartex" xmlns:cx1="http://schemas.microsoft.com/office/drawing/2015/9/8/chartex" xmlns:cx2="http://schemas.microsoft.com/office/drawing/2015/10/21/chartex" xmlns:cx3="http://schemas.microsoft.com/office/drawing/2016/5/9/chartex" xmlns:cx4="http://schemas.microsoft.com/office/drawing/2016/5/10/chartex" xmlns:cx5="http://schemas.microsoft.com/office/drawing/2016/5/11/chartex" xmlns:cx6="http://schemas.microsoft.com/office/drawing/2016/5/12/chartex" xmlns:cx7="http://schemas.microsoft.com/office/drawing/2016/5/13/chartex" xmlns:cx8="http://schemas.microsoft.com/office/drawing/2016/5/14/chartex" xmlns:mc="http://schemas.openxmlformats.org/markup-compatibility/2006" xmlns:aink="http://schemas.microsoft.com/office/drawing/2016/ink" xmlns:am3d="http://schemas.microsoft.com/office/drawing/2017/model3d" xmlns:o="urn:schemas-microsoft-com:office:office" xmlns:r="http://schemas.openxmlformats.org/officeDocument/2006/relationships" xmlns:m="http://schemas.openxmlformats.org/officeDocument/2006/math" xmlns:v="urn:schemas-microsoft-com:vml" xmlns:wp14="http://schemas.microsoft.com/office/word/2010/wordprocessingDrawing" xmlns:wp="http://schemas.openxmlformats.org/drawingml/2006/wordprocessingDrawing" xmlns:w10="urn:schemas-microsoft-com:office:word" xmlns:w="http://schemas.openxmlformats.org/wordprocessingml/2006/main" xmlns:w14="http://schemas.microsoft.com/office/word/2010/wordml" xmlns:w15="http://schemas.microsoft.com/office/word/2012/wordml" xmlns:w16cid="http://schemas.microsoft.com/office/word/2016/wordml/cid" xmlns:w16se="http://schemas.microsoft.com/office/word/2015/wordml/symex" xmlns:wpg="http://schemas.microsoft.com/office/word/2010/wordprocessingGroup" xmlns:wpi="http://schemas.microsoft.com/office/word/2010/wordprocessingInk" xmlns:wne="http://schemas.microsoft.com/office/word/2006/wordml" xmlns:wps="http://schemas.microsoft.com/office/word/2010/wordprocessingShape" mc:Ignorable="w14 w15 w16se w16cid wp14">
-  <w:background w:color="EDEDED" w:themeColor="accent3" w:themeTint="33"/>
+<w:document xmlns:wpc="http://schemas.microsoft.com/office/word/2010/wordprocessingCanvas" xmlns:cx="http://schemas.microsoft.com/office/drawing/2014/chartex" xmlns:cx1="http://schemas.microsoft.com/office/drawing/2015/9/8/chartex" xmlns:cx2="http://schemas.microsoft.com/office/drawing/2015/10/21/chartex" xmlns:cx3="http://schemas.microsoft.com/office/drawing/2016/5/9/chartex" xmlns:cx4="http://schemas.microsoft.com/office/drawing/2016/5/10/chartex" xmlns:cx5="http://schemas.microsoft.com/office/drawing/2016/5/11/chartex" xmlns:cx6="http://schemas.microsoft.com/office/drawing/2016/5/12/chartex" xmlns:cx7="http://schemas.microsoft.com/office/drawing/2016/5/13/chartex" xmlns:cx8="http://schemas.microsoft.com/office/drawing/2016/5/14/chartex" xmlns:mc="http://schemas.openxmlformats.org/markup-compatibility/2006" xmlns:aink="http://schemas.microsoft.com/office/drawing/2016/ink" xmlns:am3d="http://schemas.microsoft.com/office/drawing/2017/model3d" xmlns:o="urn:schemas-microsoft-com:office:office" xmlns:r="http://schemas.openxmlformats.org/officeDocument/2006/relationships" xmlns:m="http://schemas.openxmlformats.org/officeDocument/2006/math" xmlns:v="urn:schemas-microsoft-com:vml" xmlns:wp14="http://schemas.microsoft.com/office/word/2010/wordprocessingDrawing" xmlns:wp="http://schemas.openxmlformats.org/drawingml/2006/wordprocessingDrawing" xmlns:w10="urn:schemas-microsoft-com:office:word" xmlns:w="http://schemas.openxmlformats.org/wordprocessingml/2006/main" xmlns:w14="http://schemas.microsoft.com/office/word/2010/wordml" xmlns:w15="http://schemas.microsoft.com/office/word/2012/wordml" xmlns:w16cex="http://schemas.microsoft.com/office/word/2018/wordml/cex" xmlns:w16cid="http://schemas.microsoft.com/office/word/2016/wordml/cid" xmlns:w16="http://schemas.microsoft.com/office/word/2018/wordml" xmlns:w16se="http://schemas.microsoft.com/office/word/2015/wordml/symex" xmlns:wpg="http://schemas.microsoft.com/office/word/2010/wordprocessingGroup" xmlns:wpi="http://schemas.microsoft.com/office/word/2010/wordprocessingInk" xmlns:wne="http://schemas.microsoft.com/office/word/2006/wordml" xmlns:wps="http://schemas.microsoft.com/office/word/2010/wordprocessingShape" mc:Ignorable="w14 w15 w16se w16cid w16 w16cex wp14">
+  <w:background w:color="E2EFD9" w:themeColor="accent6" w:themeTint="33"/>
   <w:body>
     <w:p>
       <w:pPr>
+        <w:bidi/>
         <w:jc w:val="center"/>
         <w:rPr>
-          <w:sz w:val="44"/>
-          <w:szCs w:val="44"/>
-          <w:rtl/>
-          <w:lang w:bidi="ar-AE"/>
-        </w:rPr>
-      </w:pPr>
-      <w:r>
-        <w:rPr>
-          <w:sz w:val="44"/>
-          <w:szCs w:val="44"/>
-          <w:rtl/>
-          <w:lang w:bidi="ar-AE"/>
-        </w:rPr>
-        <w:fldChar w:fldCharType="begin"/>
-      </w:r>
-      <w:r>
-        <w:rPr>
-          <w:sz w:val="44"/>
-          <w:szCs w:val="44"/>
-          <w:rtl/>
-          <w:lang w:bidi="ar-AE"/>
-        </w:rPr>
-        <w:instrText xml:space="preserve"> </w:instrText>
-      </w:r>
-      <w:r>
-        <w:rPr>
-          <w:sz w:val="44"/>
-          <w:szCs w:val="44"/>
-          <w:lang w:bidi="ar-AE"/>
-        </w:rPr>
-        <w:instrText>HYPERLINK</w:instrText>
-      </w:r>
-      <w:r>
-        <w:rPr>
-          <w:sz w:val="44"/>
-          <w:szCs w:val="44"/>
-          <w:rtl/>
-          <w:lang w:bidi="ar-AE"/>
-        </w:rPr>
-        <w:instrText xml:space="preserve"> "</w:instrText>
-      </w:r>
-      <w:r>
-        <w:rPr>
-          <w:sz w:val="44"/>
-          <w:szCs w:val="44"/>
-          <w:lang w:bidi="ar-AE"/>
-        </w:rPr>
-        <w:instrText>https://www.bibelstudium.de/articles/235/das-geheimnis-unserer-schwaeche.html</w:instrText>
-      </w:r>
-      <w:r>
-        <w:rPr>
-          <w:sz w:val="44"/>
-          <w:szCs w:val="44"/>
-          <w:rtl/>
-          <w:lang w:bidi="ar-AE"/>
-        </w:rPr>
-        <w:instrText xml:space="preserve">" </w:instrText>
-      </w:r>
-      <w:r>
-        <w:rPr>
-          <w:sz w:val="44"/>
-          <w:szCs w:val="44"/>
-          <w:rtl/>
-          <w:lang w:bidi="ar-AE"/>
-        </w:rPr>
-      </w:r>
-      <w:r>
-        <w:rPr>
-          <w:sz w:val="44"/>
-          <w:szCs w:val="44"/>
-          <w:rtl/>
-          <w:lang w:bidi="ar-AE"/>
-        </w:rPr>
-        <w:fldChar w:fldCharType="separate"/>
-      </w:r>
-      <w:r>
-        <w:rPr>
-          <w:rStyle w:val="Hyperlink"/>
-          <w:rFonts w:hint="cs"/>
-          <w:sz w:val="44"/>
-          <w:szCs w:val="44"/>
-          <w:rtl/>
-          <w:lang w:bidi="ar-AE"/>
-        </w:rPr>
-        <w:t>سر ضعفنا</w:t>
-      </w:r>
-      <w:r>
-        <w:rPr>
-          <w:sz w:val="44"/>
-          <w:szCs w:val="44"/>
-          <w:rtl/>
-          <w:lang w:bidi="ar-AE"/>
-        </w:rPr>
-        <w:fldChar w:fldCharType="end"/>
-      </w:r>
+          <w:b/>
+          <w:bCs/>
+          <w:sz w:val="48"/>
+          <w:szCs w:val="48"/>
+          <w:rtl/>
+          <w:lang w:bidi="ar-EG"/>
+        </w:rPr>
+      </w:pPr>
+      <w:hyperlink r:id="rId5" w:history="1">
+        <w:r>
+          <w:rPr>
+            <w:rStyle w:val="Hyperlink"/>
+            <w:rFonts w:hint="cs"/>
+            <w:b/>
+            <w:bCs/>
+            <w:sz w:val="48"/>
+            <w:szCs w:val="48"/>
+            <w:rtl/>
+            <w:lang w:bidi="ar-EG"/>
+          </w:rPr>
+          <w:t>سر التقوى</w:t>
+        </w:r>
+      </w:hyperlink>
     </w:p>
     <w:p>
       <w:pPr>
+        <w:bidi/>
         <w:jc w:val="both"/>
         <w:rPr>
-          <w:sz w:val="44"/>
-          <w:szCs w:val="44"/>
-          <w:rtl/>
-          <w:lang w:bidi="ar-AE"/>
-        </w:rPr>
-      </w:pPr>
-      <w:r>
-        <w:rPr>
-          <w:rFonts w:hint="cs"/>
-          <w:sz w:val="44"/>
-          <w:szCs w:val="44"/>
-          <w:rtl/>
-          <w:lang w:bidi="ar-AE"/>
-        </w:rPr>
-        <w:t>فيلبي 4: 13</w:t>
+          <w:b/>
+          <w:bCs/>
+          <w:rtl/>
+          <w:lang w:bidi="ar-EG"/>
+        </w:rPr>
+      </w:pPr>
+      <w:r>
+        <w:rPr>
+          <w:b/>
+          <w:bCs/>
+          <w:lang w:bidi="ar-EG"/>
+        </w:rPr>
+        <w:t>John Nelson Darby</w:t>
       </w:r>
     </w:p>
     <w:p>
       <w:pPr>
+        <w:bidi/>
         <w:jc w:val="both"/>
         <w:rPr>
-          <w:sz w:val="44"/>
-          <w:szCs w:val="44"/>
-          <w:rtl/>
-          <w:lang w:bidi="ar-AE"/>
-        </w:rPr>
-      </w:pPr>
-      <w:r>
-        <w:rPr>
-          <w:rFonts w:hint="cs"/>
-          <w:sz w:val="44"/>
-          <w:szCs w:val="44"/>
-          <w:rtl/>
-          <w:lang w:bidi="ar-AE"/>
-        </w:rPr>
-        <w:t>إنه سؤال جاد للغاية يُطرَح على قلب أولاد الله في كل مرة من جديد، وهو: أين يكمن سر ضعفنا؟ نحن ولدنا ثانية؛ وقد حصلنا على الروح، والذي هو الآن ساكن فينا ... وبالرغم من ذلك ضعفنا الروحي هو الطابع السائد علينا ...</w:t>
+          <w:b/>
+          <w:bCs/>
+          <w:color w:val="FF0000"/>
+          <w:sz w:val="32"/>
+          <w:szCs w:val="32"/>
+          <w:rtl/>
+          <w:lang w:bidi="ar-EG"/>
+        </w:rPr>
+      </w:pPr>
+      <w:r>
+        <w:rPr>
+          <w:rFonts w:hint="cs"/>
+          <w:b/>
+          <w:bCs/>
+          <w:color w:val="FF0000"/>
+          <w:sz w:val="32"/>
+          <w:szCs w:val="32"/>
+          <w:rtl/>
+          <w:lang w:bidi="ar-EG"/>
+        </w:rPr>
+        <w:t>1. تيموثاوس 3: 16</w:t>
       </w:r>
     </w:p>
     <w:p>
       <w:pPr>
+        <w:bidi/>
         <w:jc w:val="both"/>
         <w:rPr>
-          <w:sz w:val="44"/>
-          <w:szCs w:val="44"/>
-          <w:rtl/>
-          <w:lang w:bidi="ar-AE"/>
-        </w:rPr>
-      </w:pPr>
-      <w:r>
-        <w:rPr>
-          <w:rFonts w:hint="cs"/>
-          <w:sz w:val="44"/>
-          <w:szCs w:val="44"/>
-          <w:rtl/>
-          <w:lang w:bidi="ar-AE"/>
-        </w:rPr>
-        <w:t>عندما نرى إخوتنا المؤمنين متورطين في مآزق العالم أو في ارتباطات رديئة، أفلسنا كثيرًا ما نعبر عنهم لأننا ندرك عجزنا عن إخراجهم؟ عندما يقع الآخرون في زلة، فمَن منا هو "روحي" بما يكفي لردّهم في روح الوداعة؟ أفليس علينا أن نعترف في كثير من الأحيان، بأننا لا نعرف كيف نخلص من المشاكل التي تطرأ في الاجتماع</w:t>
-      </w:r>
-      <w:r>
-        <w:rPr>
-          <w:rFonts w:hint="cs"/>
-          <w:sz w:val="44"/>
-          <w:szCs w:val="44"/>
-          <w:rtl/>
-          <w:lang w:bidi="ar-AE"/>
-        </w:rPr>
-        <w:t xml:space="preserve">؟ نعم، ألا يظهر ضعفنا في كل نواحي حياتنا؟ في السلوك وفي الخدمة، بصورة شخصية أو علنية؟ إن كان هكذا الأمر </w:t>
-      </w:r>
-      <w:r>
-        <w:rPr>
-          <w:sz w:val="44"/>
-          <w:szCs w:val="44"/>
-          <w:rtl/>
-          <w:lang w:bidi="ar-AE"/>
-        </w:rPr>
-        <w:t>–</w:t>
-      </w:r>
-      <w:r>
-        <w:rPr>
-          <w:rFonts w:hint="cs"/>
-          <w:sz w:val="44"/>
-          <w:szCs w:val="44"/>
-          <w:rtl/>
-          <w:lang w:bidi="ar-AE"/>
-        </w:rPr>
-        <w:t xml:space="preserve"> فلِمَ هو كذلك؟</w:t>
+          <w:sz w:val="48"/>
+          <w:szCs w:val="48"/>
+          <w:rtl/>
+          <w:lang w:bidi="ar-EG"/>
+        </w:rPr>
+      </w:pPr>
+      <w:r>
+        <w:rPr>
+          <w:rFonts w:hint="cs"/>
+          <w:sz w:val="48"/>
+          <w:szCs w:val="48"/>
+          <w:rtl/>
+          <w:lang w:bidi="ar-EG"/>
+        </w:rPr>
+        <w:t>في رسالة تيموثاوس الأولى نجد موضعًا كتابيًا ملفتًا للنظر، كثيرًا ما نتغاضى عن قوته. لقد أراد الرسول أن يعلم تيموثاوس، كيف يجب أن يتصرف في بيت الله. ومن ثم عرض القوة التي تنشئ كل تقوى حقيقية: "</w:t>
+      </w:r>
+      <w:r>
+        <w:rPr>
+          <w:sz w:val="48"/>
+          <w:szCs w:val="48"/>
+          <w:rtl/>
+          <w:lang w:bidi="ar-EG"/>
+        </w:rPr>
+        <w:t>وَبِالإِجْمَاعِ عَظِيمٌ هُوَ سِرُّ التَّقْوَى: اللهُ ظَهَرَ فِي الْجَسَدِ، تَبَرَّرَ فِي الرُّوحِ، تَرَاءَى لِمَلاَئِكَةٍ، كُرِزَ بِهِ بَيْنَ الأُمَمِ، أُومِنَ بِهِ فِي الْعَالَمِ، رُفِعَ فِي الْمَجْدِ.</w:t>
+      </w:r>
+      <w:r>
+        <w:rPr>
+          <w:rFonts w:hint="cs"/>
+          <w:sz w:val="48"/>
+          <w:szCs w:val="48"/>
+          <w:rtl/>
+          <w:lang w:bidi="ar-EG"/>
+        </w:rPr>
+        <w:t>"</w:t>
       </w:r>
     </w:p>
     <w:p>
       <w:pPr>
+        <w:bidi/>
         <w:jc w:val="both"/>
         <w:rPr>
-          <w:sz w:val="44"/>
-          <w:szCs w:val="44"/>
-          <w:rtl/>
-          <w:lang w:bidi="ar-AE"/>
-        </w:rPr>
-      </w:pPr>
-      <w:r>
-        <w:rPr>
-          <w:rFonts w:hint="cs"/>
-          <w:sz w:val="44"/>
-          <w:szCs w:val="44"/>
-          <w:rtl/>
-          <w:lang w:bidi="ar-AE"/>
-        </w:rPr>
-        <w:lastRenderedPageBreak/>
-        <w:t>إن</w:t>
-      </w:r>
-      <w:bookmarkStart w:id="0" w:name="_GoBack"/>
-      <w:bookmarkEnd w:id="0"/>
-      <w:r>
-        <w:rPr>
-          <w:rFonts w:hint="cs"/>
-          <w:sz w:val="44"/>
-          <w:szCs w:val="44"/>
-          <w:rtl/>
-          <w:lang w:bidi="ar-AE"/>
-        </w:rPr>
-        <w:t>ه حق تمامًا بأن ربنا قال: "</w:t>
-      </w:r>
-      <w:r>
-        <w:rPr>
-          <w:sz w:val="44"/>
-          <w:szCs w:val="44"/>
-          <w:rtl/>
-          <w:lang w:bidi="ar-AE"/>
-        </w:rPr>
-        <w:t>لأَنَّكُمْ بِدُونِي لاَ تَقْدِرُونَ أَنْ تَفْعَلُوا شَيْئًا.</w:t>
-      </w:r>
-      <w:r>
-        <w:rPr>
-          <w:rFonts w:hint="cs"/>
-          <w:sz w:val="44"/>
-          <w:szCs w:val="44"/>
-          <w:rtl/>
-          <w:lang w:bidi="ar-AE"/>
-        </w:rPr>
-        <w:t>" (يوحنا 15: 5). لكن هو صحيح أيضًا، بأن خادمه بولس يقول: "</w:t>
-      </w:r>
-      <w:r>
-        <w:rPr>
-          <w:sz w:val="44"/>
-          <w:szCs w:val="44"/>
-          <w:rtl/>
-          <w:lang w:bidi="ar-AE"/>
-        </w:rPr>
-        <w:t xml:space="preserve"> أَسْتَطِيعُ كُلَّ شَيْءٍ فِي الْمَسِيحِ الَّذِي يُقَوِّينِي.</w:t>
-      </w:r>
-      <w:r>
-        <w:rPr>
-          <w:rFonts w:hint="cs"/>
-          <w:sz w:val="44"/>
-          <w:szCs w:val="44"/>
-          <w:rtl/>
-          <w:lang w:bidi="ar-AE"/>
-        </w:rPr>
-        <w:t>" (فيلبي 4: 13) وهو يُذك</w:t>
-      </w:r>
-      <w:r>
-        <w:rPr>
-          <w:rFonts w:hint="cs"/>
-          <w:sz w:val="44"/>
-          <w:szCs w:val="44"/>
-          <w:rtl/>
-          <w:lang w:bidi="ar-AE"/>
-        </w:rPr>
-        <w:t>ّ</w:t>
-      </w:r>
-      <w:r>
-        <w:rPr>
-          <w:rFonts w:hint="cs"/>
-          <w:sz w:val="44"/>
-          <w:szCs w:val="44"/>
-          <w:rtl/>
-          <w:lang w:bidi="ar-AE"/>
-        </w:rPr>
-        <w:t>ر تيموثاوس بأن الله "</w:t>
-      </w:r>
-      <w:r>
-        <w:rPr>
-          <w:sz w:val="44"/>
-          <w:szCs w:val="44"/>
-          <w:rtl/>
-          <w:lang w:bidi="ar-AE"/>
-        </w:rPr>
-        <w:t>لَمْ يُعْطِنَا رُوحَ الْفَشَلِ، بَلْ رُوحَ الْقُوَّةِ وَالْمَحَبَّةِ وَالنُّصْحِ.</w:t>
-      </w:r>
-      <w:r>
-        <w:rPr>
-          <w:rFonts w:hint="cs"/>
-          <w:sz w:val="44"/>
-          <w:szCs w:val="44"/>
-          <w:rtl/>
-          <w:lang w:bidi="ar-AE"/>
-        </w:rPr>
-        <w:t xml:space="preserve">" (2. تيموثاوس 1: 7). إن كنا تعلمنا أننا لسنا </w:t>
-      </w:r>
-      <w:proofErr w:type="spellStart"/>
-      <w:r>
-        <w:rPr>
-          <w:rFonts w:hint="cs"/>
-          <w:sz w:val="44"/>
-          <w:szCs w:val="44"/>
-          <w:rtl/>
-          <w:lang w:bidi="ar-AE"/>
-        </w:rPr>
-        <w:t>كفاة</w:t>
-      </w:r>
-      <w:proofErr w:type="spellEnd"/>
-      <w:r>
-        <w:rPr>
-          <w:rFonts w:hint="cs"/>
-          <w:sz w:val="44"/>
-          <w:szCs w:val="44"/>
-          <w:rtl/>
-          <w:lang w:bidi="ar-AE"/>
-        </w:rPr>
-        <w:t xml:space="preserve"> من أنفسنا، عندها يُقال أيضًا بأن "</w:t>
-      </w:r>
-      <w:r>
-        <w:rPr>
-          <w:sz w:val="44"/>
-          <w:szCs w:val="44"/>
-          <w:rtl/>
-          <w:lang w:bidi="ar-AE"/>
-        </w:rPr>
-        <w:t>كِفَايَتُنَا مِنَ اللهِ،</w:t>
-      </w:r>
-      <w:r>
-        <w:rPr>
-          <w:rFonts w:hint="cs"/>
-          <w:sz w:val="44"/>
-          <w:szCs w:val="44"/>
-          <w:rtl/>
-          <w:lang w:bidi="ar-AE"/>
-        </w:rPr>
-        <w:t>" (2. كورنثوس 3: 5).</w:t>
+          <w:sz w:val="48"/>
+          <w:szCs w:val="48"/>
+          <w:rtl/>
+          <w:lang w:bidi="ar-EG"/>
+        </w:rPr>
+      </w:pPr>
+      <w:r>
+        <w:rPr>
+          <w:rFonts w:hint="cs"/>
+          <w:sz w:val="48"/>
+          <w:szCs w:val="48"/>
+          <w:rtl/>
+          <w:lang w:bidi="ar-EG"/>
+        </w:rPr>
+        <w:t xml:space="preserve">كثيرًا ما يُقتبس هذا العدد أو يُشرح، كما لو كان يتكلم عن سر الألوهية، أو عن سر شخص المسيح. ولكن الأمر هو عن سر التقوى أو السر الذي به تنشأ كل تقوى حقيقية </w:t>
+      </w:r>
+      <w:r>
+        <w:rPr>
+          <w:sz w:val="48"/>
+          <w:szCs w:val="48"/>
+          <w:rtl/>
+          <w:lang w:bidi="ar-EG"/>
+        </w:rPr>
+        <w:t>–</w:t>
+      </w:r>
+      <w:r>
+        <w:rPr>
+          <w:rFonts w:hint="cs"/>
+          <w:sz w:val="48"/>
+          <w:szCs w:val="48"/>
+          <w:rtl/>
+          <w:lang w:bidi="ar-EG"/>
+        </w:rPr>
+        <w:t xml:space="preserve"> المصدر الإلهي لكل ما يمكن أن ندعوه تقوى في الإنسان.</w:t>
       </w:r>
     </w:p>
     <w:p>
       <w:pPr>
+        <w:bidi/>
         <w:jc w:val="both"/>
         <w:rPr>
-          <w:sz w:val="44"/>
-          <w:szCs w:val="44"/>
-          <w:rtl/>
-          <w:lang w:bidi="ar-AE"/>
-        </w:rPr>
-      </w:pPr>
-      <w:r>
-        <w:rPr>
-          <w:rFonts w:hint="cs"/>
-          <w:sz w:val="44"/>
-          <w:szCs w:val="44"/>
-          <w:rtl/>
-          <w:lang w:bidi="ar-AE"/>
-        </w:rPr>
-        <w:t>هنالك أسباب نخافها، بأن كل شيء نابع من نقص في انتظارنا (وضع رجائنا في الله). "</w:t>
-      </w:r>
-      <w:r>
-        <w:rPr>
-          <w:sz w:val="44"/>
-          <w:szCs w:val="44"/>
-          <w:rtl/>
-          <w:lang w:bidi="ar-AE"/>
-        </w:rPr>
-        <w:t>وَأَمَّا مُنْتَظِرُو الرَّبِّ فَيُجَدِّدُونَ قُوَّةً. يَرْفَعُونَ أَجْنِحَةً كَالنُّسُورِ. يَرْكُضُونَ وَلاَ يَتْعَبُونَ. يَمْشُونَ وَلاَ يُعْيُونَ.</w:t>
-      </w:r>
-      <w:r>
-        <w:rPr>
-          <w:rFonts w:hint="cs"/>
-          <w:sz w:val="44"/>
-          <w:szCs w:val="44"/>
-          <w:rtl/>
-          <w:lang w:bidi="ar-AE"/>
-        </w:rPr>
-        <w:t>" (أشعياء 40: 31). إن هذا الموضع الكتابي يري بأن القوة الروحية هي النتيجة المباشرة إن وضعنا رجاءنا في الله. وإنه لا بد أن يكون كذلك، لأنه لو فعلنا ذلك</w:t>
-      </w:r>
-      <w:r>
-        <w:rPr>
-          <w:rFonts w:hint="cs"/>
-          <w:sz w:val="44"/>
-          <w:szCs w:val="44"/>
-          <w:rtl/>
-          <w:lang w:bidi="ar-AE"/>
-        </w:rPr>
-        <w:t xml:space="preserve"> فإننا س</w:t>
-      </w:r>
-      <w:r>
-        <w:rPr>
-          <w:sz w:val="44"/>
-          <w:szCs w:val="44"/>
-          <w:rtl/>
-          <w:lang w:bidi="ar-AE"/>
-        </w:rPr>
-        <w:t xml:space="preserve">نعبّر </w:t>
-      </w:r>
-      <w:r>
-        <w:rPr>
-          <w:rFonts w:hint="cs"/>
-          <w:sz w:val="44"/>
-          <w:szCs w:val="44"/>
-          <w:rtl/>
-          <w:lang w:bidi="ar-AE"/>
-        </w:rPr>
-        <w:t xml:space="preserve">بذلك عن ضعفنا </w:t>
-      </w:r>
-      <w:r>
-        <w:rPr>
-          <w:rFonts w:hint="cs"/>
-          <w:sz w:val="44"/>
-          <w:szCs w:val="44"/>
-          <w:rtl/>
-          <w:lang w:bidi="ar-AE"/>
-        </w:rPr>
-        <w:lastRenderedPageBreak/>
-        <w:t>وعن اعتمادنا، والرب</w:t>
-      </w:r>
-      <w:r>
-        <w:rPr>
-          <w:sz w:val="44"/>
-          <w:szCs w:val="44"/>
-          <w:rtl/>
+          <w:rFonts w:hint="cs"/>
+          <w:sz w:val="48"/>
+          <w:szCs w:val="48"/>
+          <w:rtl/>
+          <w:lang w:bidi="ar-EG"/>
+        </w:rPr>
+      </w:pPr>
+      <w:r>
+        <w:rPr>
+          <w:rFonts w:hint="cs"/>
+          <w:sz w:val="48"/>
+          <w:szCs w:val="48"/>
+          <w:rtl/>
+          <w:lang w:bidi="ar-EG"/>
+        </w:rPr>
+        <w:t>"</w:t>
+      </w:r>
+      <w:r>
+        <w:rPr>
+          <w:sz w:val="48"/>
+          <w:szCs w:val="48"/>
+          <w:rtl/>
+          <w:lang w:bidi="ar-EG"/>
         </w:rPr>
         <w:t xml:space="preserve"> </w:t>
       </w:r>
       <w:r>
         <w:rPr>
-          <w:sz w:val="44"/>
-          <w:szCs w:val="44"/>
-          <w:rtl/>
-          <w:lang w:bidi="ar-AE"/>
-        </w:rPr>
-        <w:t>فقط</w:t>
-      </w:r>
-      <w:r>
-        <w:rPr>
-          <w:rFonts w:hint="cs"/>
-          <w:sz w:val="44"/>
-          <w:szCs w:val="44"/>
-          <w:rtl/>
-          <w:lang w:bidi="ar-AE"/>
-        </w:rPr>
-        <w:t xml:space="preserve"> سيُظهر قوته القديرة، إن كنا معتمدين عليه. لذا دعونا على الدوام ننتظر الله. "</w:t>
-      </w:r>
-      <w:r>
-        <w:rPr>
-          <w:sz w:val="44"/>
-          <w:szCs w:val="44"/>
-          <w:rtl/>
-          <w:lang w:bidi="ar-AE"/>
-        </w:rPr>
-        <w:t>انْتَظِرِ الرَّبَّ. لِيَتَشَدَّدْ وَلْيَتَشَجَّعْ قَلْبُكَ، وَانْتَظِرِ الرَّبَّ.</w:t>
-      </w:r>
-      <w:r>
-        <w:rPr>
-          <w:rFonts w:hint="cs"/>
-          <w:sz w:val="44"/>
-          <w:szCs w:val="44"/>
-          <w:rtl/>
-          <w:lang w:bidi="ar-AE"/>
-        </w:rPr>
-        <w:t>!" (مزمور 27: 14).</w:t>
-      </w:r>
-    </w:p>
-    <w:p>
-      <w:pPr>
-        <w:bidi w:val="0"/>
-        <w:jc w:val="both"/>
-        <w:rPr>
-          <w:sz w:val="44"/>
-          <w:szCs w:val="44"/>
-          <w:lang w:bidi="ar-AE"/>
-        </w:rPr>
-      </w:pPr>
-      <w:r>
-        <w:rPr>
-          <w:sz w:val="44"/>
-          <w:szCs w:val="44"/>
-          <w:lang w:bidi="ar-AE"/>
-        </w:rPr>
-        <w:t>John Nelson Darby</w:t>
+          <w:sz w:val="48"/>
+          <w:szCs w:val="48"/>
+          <w:rtl/>
+          <w:lang w:bidi="ar-EG"/>
+        </w:rPr>
+        <w:t>اللهُ</w:t>
+      </w:r>
+      <w:r>
+        <w:rPr>
+          <w:rFonts w:hint="cs"/>
+          <w:sz w:val="48"/>
+          <w:szCs w:val="48"/>
+          <w:rtl/>
+          <w:lang w:bidi="ar-EG"/>
+        </w:rPr>
+        <w:t xml:space="preserve"> هو الذي</w:t>
+      </w:r>
+      <w:r>
+        <w:rPr>
+          <w:sz w:val="48"/>
+          <w:szCs w:val="48"/>
+          <w:rtl/>
+          <w:lang w:bidi="ar-EG"/>
+        </w:rPr>
+        <w:t xml:space="preserve"> ظَهَرَ فِي الْجَسَدِ</w:t>
+      </w:r>
+      <w:r>
+        <w:rPr>
+          <w:rFonts w:hint="cs"/>
+          <w:sz w:val="48"/>
+          <w:szCs w:val="48"/>
+          <w:rtl/>
+          <w:lang w:bidi="ar-EG"/>
+        </w:rPr>
+        <w:t>" هو المثال والقوة للتقوى، قياسها ومصدرها. التقوى اليوم لا تنشأ بأحكام إلهية كما هو تحت الناموس؛ كما وأنها ليست النتيجة في روح العبودية فيمن (مهما بلغت مخافتهم لله) يعرفون الله فقط كمَن يُسجد له وهو وراء الحجاب. التقوى هي نتيجة معرفة تأنس، موت، قيامة وصعود الرب يسوع المسيح إلى السماء. إن مصدرها وطابعها مستمد من معرفة شخصه، "</w:t>
+      </w:r>
+      <w:r>
+        <w:rPr>
+          <w:sz w:val="48"/>
+          <w:szCs w:val="48"/>
+          <w:rtl/>
+          <w:lang w:bidi="ar-EG"/>
+        </w:rPr>
+        <w:t xml:space="preserve"> </w:t>
+      </w:r>
+      <w:r>
+        <w:rPr>
+          <w:sz w:val="48"/>
+          <w:szCs w:val="48"/>
+          <w:rtl/>
+          <w:lang w:bidi="ar-EG"/>
+        </w:rPr>
+        <w:t>تَبَرَّرَ فِي الرُّوحِ</w:t>
+      </w:r>
+      <w:r>
+        <w:rPr>
+          <w:rFonts w:hint="cs"/>
+          <w:sz w:val="48"/>
+          <w:szCs w:val="48"/>
+          <w:rtl/>
+          <w:lang w:bidi="ar-EG"/>
+        </w:rPr>
+        <w:t xml:space="preserve">"، من موضوع تأمل الملائكة ومضمون الشهادة والإيمان في العالم ومركزه الحاضر كمَن </w:t>
+      </w:r>
+      <w:r>
+        <w:rPr>
+          <w:sz w:val="48"/>
+          <w:szCs w:val="48"/>
+          <w:rtl/>
+          <w:lang w:bidi="ar-EG"/>
+        </w:rPr>
+        <w:t>رُفِعَ فِي الْمَجْدِ</w:t>
+      </w:r>
+      <w:r>
+        <w:rPr>
+          <w:rFonts w:hint="cs"/>
+          <w:sz w:val="48"/>
+          <w:szCs w:val="48"/>
+          <w:rtl/>
+          <w:lang w:bidi="ar-EG"/>
+        </w:rPr>
+        <w:t xml:space="preserve">. هكذا يُعرف الله وفيما يثبت المرء تكون التقوى </w:t>
+      </w:r>
+      <w:r>
+        <w:rPr>
+          <w:rFonts w:hint="cs"/>
+          <w:sz w:val="48"/>
+          <w:szCs w:val="48"/>
+          <w:rtl/>
+          <w:lang w:bidi="ar-EG"/>
+        </w:rPr>
+        <w:t>هي</w:t>
+      </w:r>
+      <w:r>
+        <w:rPr>
+          <w:rFonts w:hint="cs"/>
+          <w:sz w:val="48"/>
+          <w:szCs w:val="48"/>
+          <w:rtl/>
+          <w:lang w:bidi="ar-EG"/>
+        </w:rPr>
+        <w:t xml:space="preserve"> </w:t>
+      </w:r>
+      <w:r>
+        <w:rPr>
+          <w:rFonts w:hint="cs"/>
+          <w:sz w:val="48"/>
+          <w:szCs w:val="48"/>
+          <w:rtl/>
+          <w:lang w:bidi="ar-EG"/>
+        </w:rPr>
+        <w:t>النتيجة</w:t>
+      </w:r>
+      <w:r>
+        <w:rPr>
+          <w:rFonts w:hint="cs"/>
+          <w:sz w:val="48"/>
+          <w:szCs w:val="48"/>
+          <w:rtl/>
+          <w:lang w:bidi="ar-EG"/>
+        </w:rPr>
+        <w:t>.</w:t>
       </w:r>
     </w:p>
     <w:sectPr>
-      <w:pgSz w:w="8391" w:h="11906" w:code="11"/>
+      <w:pgSz w:w="11906" w:h="16838"/>
       <w:pgMar w:top="720" w:right="720" w:bottom="720" w:left="720" w:header="708" w:footer="708" w:gutter="0"/>
       <w:cols w:space="708"/>
-      <w:bidi/>
-      <w:rtlGutter/>
       <w:docGrid w:linePitch="381"/>
     </w:sectPr>
   </w:body>
 </w:document>
 </file>
 
+<file path=word/numbering.xml><?xml version="1.0" encoding="utf-8"?>
+<w:numbering xmlns:wpc="http://schemas.microsoft.com/office/word/2010/wordprocessingCanvas" xmlns:cx="http://schemas.microsoft.com/office/drawing/2014/chartex" xmlns:cx1="http://schemas.microsoft.com/office/drawing/2015/9/8/chartex" xmlns:cx2="http://schemas.microsoft.com/office/drawing/2015/10/21/chartex" xmlns:cx3="http://schemas.microsoft.com/office/drawing/2016/5/9/chartex" xmlns:cx4="http://schemas.microsoft.com/office/drawing/2016/5/10/chartex" xmlns:cx5="http://schemas.microsoft.com/office/drawing/2016/5/11/chartex" xmlns:cx6="http://schemas.microsoft.com/office/drawing/2016/5/12/chartex" xmlns:cx7="http://schemas.microsoft.com/office/drawing/2016/5/13/chartex" xmlns:cx8="http://schemas.microsoft.com/office/drawing/2016/5/14/chartex" xmlns:mc="http://schemas.openxmlformats.org/markup-compatibility/2006" xmlns:aink="http://schemas.microsoft.com/office/drawing/2016/ink" xmlns:am3d="http://schemas.microsoft.com/office/drawing/2017/model3d" xmlns:o="urn:schemas-microsoft-com:office:office" xmlns:r="http://schemas.openxmlformats.org/officeDocument/2006/relationships" xmlns:m="http://schemas.openxmlformats.org/officeDocument/2006/math" xmlns:v="urn:schemas-microsoft-com:vml" xmlns:wp14="http://schemas.microsoft.com/office/word/2010/wordprocessingDrawing" xmlns:wp="http://schemas.openxmlformats.org/drawingml/2006/wordprocessingDrawing" xmlns:w10="urn:schemas-microsoft-com:office:word" xmlns:w="http://schemas.openxmlformats.org/wordprocessingml/2006/main" xmlns:w14="http://schemas.microsoft.com/office/word/2010/wordml" xmlns:w15="http://schemas.microsoft.com/office/word/2012/wordml" xmlns:w16cex="http://schemas.microsoft.com/office/word/2018/wordml/cex" xmlns:w16cid="http://schemas.microsoft.com/office/word/2016/wordml/cid" xmlns:w16="http://schemas.microsoft.com/office/word/2018/wordml" xmlns:w16se="http://schemas.microsoft.com/office/word/2015/wordml/symex" xmlns:wpg="http://schemas.microsoft.com/office/word/2010/wordprocessingGroup" xmlns:wpi="http://schemas.microsoft.com/office/word/2010/wordprocessingInk" xmlns:wne="http://schemas.microsoft.com/office/word/2006/wordml" xmlns:wps="http://schemas.microsoft.com/office/word/2010/wordprocessingShape" mc:Ignorable="w14 w15 w16se w16cid w16 w16cex wp14">
+  <w:abstractNum w:abstractNumId="0" w15:restartNumberingAfterBreak="0">
+    <w:nsid w:val="1DAD2B91"/>
+    <w:multiLevelType w:val="hybridMultilevel"/>
+    <w:tmpl w:val="67B2A91E"/>
+    <w:lvl w:ilvl="0" w:tplc="2000000F">
+      <w:start w:val="1"/>
+      <w:numFmt w:val="decimal"/>
+      <w:lvlText w:val="%1."/>
+      <w:lvlJc w:val="left"/>
+      <w:pPr>
+        <w:ind w:left="720" w:hanging="360"/>
+      </w:pPr>
+      <w:rPr>
+        <w:rFonts w:hint="default"/>
+      </w:rPr>
+    </w:lvl>
+    <w:lvl w:ilvl="1" w:tplc="20000019" w:tentative="1">
+      <w:start w:val="1"/>
+      <w:numFmt w:val="lowerLetter"/>
+      <w:lvlText w:val="%2."/>
+      <w:lvlJc w:val="left"/>
+      <w:pPr>
+        <w:ind w:left="1440" w:hanging="360"/>
+      </w:pPr>
+    </w:lvl>
+    <w:lvl w:ilvl="2" w:tplc="2000001B" w:tentative="1">
+      <w:start w:val="1"/>
+      <w:numFmt w:val="lowerRoman"/>
+      <w:lvlText w:val="%3."/>
+      <w:lvlJc w:val="right"/>
+      <w:pPr>
+        <w:ind w:left="2160" w:hanging="180"/>
+      </w:pPr>
+    </w:lvl>
+    <w:lvl w:ilvl="3" w:tplc="2000000F" w:tentative="1">
+      <w:start w:val="1"/>
+      <w:numFmt w:val="decimal"/>
+      <w:lvlText w:val="%4."/>
+      <w:lvlJc w:val="left"/>
+      <w:pPr>
+        <w:ind w:left="2880" w:hanging="360"/>
+      </w:pPr>
+    </w:lvl>
+    <w:lvl w:ilvl="4" w:tplc="20000019" w:tentative="1">
+      <w:start w:val="1"/>
+      <w:numFmt w:val="lowerLetter"/>
+      <w:lvlText w:val="%5."/>
+      <w:lvlJc w:val="left"/>
+      <w:pPr>
+        <w:ind w:left="3600" w:hanging="360"/>
+      </w:pPr>
+    </w:lvl>
+    <w:lvl w:ilvl="5" w:tplc="2000001B" w:tentative="1">
+      <w:start w:val="1"/>
+      <w:numFmt w:val="lowerRoman"/>
+      <w:lvlText w:val="%6."/>
+      <w:lvlJc w:val="right"/>
+      <w:pPr>
+        <w:ind w:left="4320" w:hanging="180"/>
+      </w:pPr>
+    </w:lvl>
+    <w:lvl w:ilvl="6" w:tplc="2000000F" w:tentative="1">
+      <w:start w:val="1"/>
+      <w:numFmt w:val="decimal"/>
+      <w:lvlText w:val="%7."/>
+      <w:lvlJc w:val="left"/>
+      <w:pPr>
+        <w:ind w:left="5040" w:hanging="360"/>
+      </w:pPr>
+    </w:lvl>
+    <w:lvl w:ilvl="7" w:tplc="20000019" w:tentative="1">
+      <w:start w:val="1"/>
+      <w:numFmt w:val="lowerLetter"/>
+      <w:lvlText w:val="%8."/>
+      <w:lvlJc w:val="left"/>
+      <w:pPr>
+        <w:ind w:left="5760" w:hanging="360"/>
+      </w:pPr>
+    </w:lvl>
+    <w:lvl w:ilvl="8" w:tplc="2000001B" w:tentative="1">
+      <w:start w:val="1"/>
+      <w:numFmt w:val="lowerRoman"/>
+      <w:lvlText w:val="%9."/>
+      <w:lvlJc w:val="right"/>
+      <w:pPr>
+        <w:ind w:left="6480" w:hanging="180"/>
+      </w:pPr>
+    </w:lvl>
+  </w:abstractNum>
+  <w:num w:numId="1">
+    <w:abstractNumId w:val="0"/>
+  </w:num>
+</w:numbering>
+</file>
+
 <file path=word/styles.xml><?xml version="1.0" encoding="utf-8"?>
-<w:styles xmlns:mc="http://schemas.openxmlformats.org/markup-compatibility/2006" xmlns:r="http://schemas.openxmlformats.org/officeDocument/2006/relationships" xmlns:w="http://schemas.openxmlformats.org/wordprocessingml/2006/main" xmlns:w14="http://schemas.microsoft.com/office/word/2010/wordml" xmlns:w15="http://schemas.microsoft.com/office/word/2012/wordml" xmlns:w16cid="http://schemas.microsoft.com/office/word/2016/wordml/cid" xmlns:w16se="http://schemas.microsoft.com/office/word/2015/wordml/symex" mc:Ignorable="w14 w15 w16se w16cid">
+<w:styles xmlns:mc="http://schemas.openxmlformats.org/markup-compatibility/2006" xmlns:r="http://schemas.openxmlformats.org/officeDocument/2006/relationships" xmlns:w="http://schemas.openxmlformats.org/wordprocessingml/2006/main" xmlns:w14="http://schemas.microsoft.com/office/word/2010/wordml" xmlns:w15="http://schemas.microsoft.com/office/word/2012/wordml" xmlns:w16cex="http://schemas.microsoft.com/office/word/2018/wordml/cex" xmlns:w16cid="http://schemas.microsoft.com/office/word/2016/wordml/cid" xmlns:w16="http://schemas.microsoft.com/office/word/2018/wordml" xmlns:w16se="http://schemas.microsoft.com/office/word/2015/wordml/symex" mc:Ignorable="w14 w15 w16se w16cid w16 w16cex">
   <w:docDefaults>
     <w:rPrDefault>
       <w:rPr>
         <w:rFonts w:ascii="Sakkal Majalla" w:eastAsiaTheme="minorHAnsi" w:hAnsi="Sakkal Majalla" w:cs="Sakkal Majalla"/>
         <w:sz w:val="28"/>
         <w:szCs w:val="28"/>
-        <w:lang w:val="en-US" w:eastAsia="en-US" w:bidi="ar-SA"/>
+        <w:lang w:val="en-IL" w:eastAsia="en-US" w:bidi="ar-SA"/>
       </w:rPr>
     </w:rPrDefault>
     <w:pPrDefault>
@@ -902,9 +824,6 @@
   <w:style w:type="paragraph" w:default="1" w:styleId="Normal">
     <w:name w:val="Normal"/>
     <w:qFormat/>
-    <w:pPr>
-      <w:bidi/>
-    </w:pPr>
   </w:style>
   <w:style w:type="character" w:default="1" w:styleId="DefaultParagraphFont">
     <w:name w:val="Default Paragraph Font"/>
@@ -938,7 +857,7 @@
     <w:basedOn w:val="DefaultParagraphFont"/>
     <w:uiPriority w:val="99"/>
     <w:unhideWhenUsed/>
-    <w:rsid w:val="004B421F"/>
+    <w:rsid w:val="00CD4D51"/>
     <w:rPr>
       <w:color w:val="0563C1" w:themeColor="hyperlink"/>
       <w:u w:val="single"/>
@@ -950,17 +869,28 @@
     <w:uiPriority w:val="99"/>
     <w:semiHidden/>
     <w:unhideWhenUsed/>
-    <w:rsid w:val="004B421F"/>
+    <w:rsid w:val="00CD4D51"/>
     <w:rPr>
       <w:color w:val="605E5C"/>
       <w:shd w:val="clear" w:color="auto" w:fill="E1DFDD"/>
     </w:rPr>
   </w:style>
+  <w:style w:type="paragraph" w:styleId="ListParagraph">
+    <w:name w:val="List Paragraph"/>
+    <w:basedOn w:val="Normal"/>
+    <w:uiPriority w:val="34"/>
+    <w:qFormat/>
+    <w:rsid w:val="00CD4D51"/>
+    <w:pPr>
+      <w:ind w:left="720"/>
+      <w:contextualSpacing/>
+    </w:pPr>
+  </w:style>
 </w:styles>
 </file>
 
 <file path=word/theme/theme1.xml><?xml version="1.0" encoding="utf-8"?>
-<a:theme xmlns:a="http://schemas.openxmlformats.org/drawingml/2006/main" name="Office Theme">
+<a:theme xmlns:a="http://schemas.openxmlformats.org/drawingml/2006/main" name="ערכת נושא Office">
   <a:themeElements>
     <a:clrScheme name="Office">
       <a:dk1>
